--- a/IGI/LR1/Отчет по гит.docx
+++ b/IGI/LR1/Отчет по гит.docx
@@ -10,7 +10,6 @@
         </w:numPr>
         <w:rPr>
           <w:rFonts w:hint="default"/>
-          <w:lang/>
         </w:rPr>
       </w:pPr>
       <w:r>
@@ -18,7 +17,6 @@
           <w:rFonts w:hint="default"/>
           <w:sz w:val="24"/>
           <w:szCs w:val="24"/>
-          <w:lang/>
         </w:rPr>
         <w:t>Создание структуры папок</w:t>
       </w:r>
@@ -36,7 +34,6 @@
           <w:rFonts w:hint="default"/>
           <w:sz w:val="24"/>
           <w:szCs w:val="24"/>
-          <w:lang/>
         </w:rPr>
         <w:t>вместе с файлами ИмяПапки</w:t>
       </w:r>
@@ -54,7 +51,6 @@
           <w:rFonts w:hint="default"/>
           <w:sz w:val="24"/>
           <w:szCs w:val="24"/>
-          <w:lang/>
         </w:rPr>
         <w:t xml:space="preserve"> и помещение ее в локльный репозиторий </w:t>
       </w:r>
@@ -77,7 +73,6 @@
       <w:r>
         <w:rPr>
           <w:rFonts w:hint="default"/>
-          <w:lang/>
         </w:rPr>
         <w:drawing>
           <wp:inline distT="0" distB="0" distL="114300" distR="114300">
@@ -121,17 +116,18 @@
     <w:p>
       <w:pPr>
         <w:numPr>
-          <w:numId w:val="0"/>
-        </w:numPr>
-        <w:rPr>
-          <w:rFonts w:hint="default"/>
-          <w:lang/>
-        </w:rPr>
-      </w:pPr>
-    </w:p>
-    <w:p>
-      <w:pPr>
-        <w:numPr>
+          <w:ilvl w:val="0"/>
+          <w:numId w:val="0"/>
+        </w:numPr>
+        <w:rPr>
+          <w:rFonts w:hint="default"/>
+        </w:rPr>
+      </w:pPr>
+    </w:p>
+    <w:p>
+      <w:pPr>
+        <w:numPr>
+          <w:ilvl w:val="0"/>
           <w:numId w:val="0"/>
         </w:numPr>
         <w:rPr>
@@ -186,17 +182,19 @@
     <w:p>
       <w:pPr>
         <w:numPr>
-          <w:numId w:val="0"/>
-        </w:numPr>
-        <w:rPr>
-          <w:rFonts w:hint="default"/>
-          <w:lang w:val="en-US"/>
-        </w:rPr>
-      </w:pPr>
-    </w:p>
-    <w:p>
-      <w:pPr>
-        <w:numPr>
+          <w:ilvl w:val="0"/>
+          <w:numId w:val="0"/>
+        </w:numPr>
+        <w:rPr>
+          <w:rFonts w:hint="default"/>
+          <w:lang w:val="en-US"/>
+        </w:rPr>
+      </w:pPr>
+    </w:p>
+    <w:p>
+      <w:pPr>
+        <w:numPr>
+          <w:ilvl w:val="0"/>
           <w:numId w:val="0"/>
         </w:numPr>
       </w:pPr>
@@ -247,20 +245,13 @@
     <w:p>
       <w:pPr>
         <w:numPr>
-          <w:numId w:val="0"/>
-        </w:numPr>
-      </w:pPr>
-    </w:p>
-    <w:p>
-      <w:pPr>
-        <w:numPr>
+          <w:ilvl w:val="0"/>
           <w:numId w:val="0"/>
         </w:numPr>
         <w:rPr>
           <w:rFonts w:hint="default"/>
           <w:sz w:val="24"/>
           <w:szCs w:val="24"/>
-          <w:lang/>
         </w:rPr>
       </w:pPr>
       <w:r>
@@ -268,7 +259,6 @@
           <w:rFonts w:hint="default"/>
           <w:sz w:val="24"/>
           <w:szCs w:val="24"/>
-          <w:lang/>
         </w:rPr>
         <w:t>Инициализируем гит репозиторий в структуре папок</w:t>
       </w:r>
@@ -276,6 +266,7 @@
     <w:p>
       <w:pPr>
         <w:numPr>
+          <w:ilvl w:val="0"/>
           <w:numId w:val="0"/>
         </w:numPr>
       </w:pPr>
@@ -326,51 +317,3059 @@
     <w:p>
       <w:pPr>
         <w:numPr>
-          <w:numId w:val="0"/>
-        </w:numPr>
-        <w:rPr>
-          <w:rFonts w:hint="default"/>
+          <w:ilvl w:val="0"/>
+          <w:numId w:val="0"/>
+        </w:numPr>
+        <w:rPr>
+          <w:rFonts w:hint="default"/>
+          <w:sz w:val="24"/>
+          <w:szCs w:val="24"/>
+        </w:rPr>
+      </w:pPr>
+      <w:r>
+        <w:rPr>
+          <w:sz w:val="24"/>
+          <w:szCs w:val="24"/>
+        </w:rPr>
+        <w:t>Создаю</w:t>
+      </w:r>
+      <w:r>
+        <w:rPr>
+          <w:rFonts w:hint="default"/>
+          <w:sz w:val="24"/>
+          <w:szCs w:val="24"/>
+        </w:rPr>
+        <w:t xml:space="preserve"> структуру в </w:t>
+      </w:r>
+      <w:r>
+        <w:rPr>
+          <w:rFonts w:hint="default"/>
+          <w:sz w:val="24"/>
+          <w:szCs w:val="24"/>
+          <w:lang w:val="en-US"/>
+        </w:rPr>
+        <w:t xml:space="preserve">LR1 </w:t>
+      </w:r>
+      <w:r>
+        <w:rPr>
+          <w:rFonts w:hint="default"/>
+          <w:sz w:val="24"/>
+          <w:szCs w:val="24"/>
+        </w:rPr>
+        <w:t>согласно индивидуальному заданию</w:t>
+      </w:r>
+    </w:p>
+    <w:p>
+      <w:pPr>
+        <w:numPr>
+          <w:ilvl w:val="0"/>
+          <w:numId w:val="0"/>
+        </w:numPr>
+      </w:pPr>
+      <w:r>
+        <w:drawing>
+          <wp:inline distT="0" distB="0" distL="114300" distR="114300">
+            <wp:extent cx="3714115" cy="3169285"/>
+            <wp:effectExtent l="0" t="0" r="4445" b="635"/>
+            <wp:docPr id="3" name="Picture 1"/>
+            <wp:cNvGraphicFramePr>
+              <a:graphicFrameLocks xmlns:a="http://schemas.openxmlformats.org/drawingml/2006/main" noChangeAspect="1"/>
+            </wp:cNvGraphicFramePr>
+            <a:graphic xmlns:a="http://schemas.openxmlformats.org/drawingml/2006/main">
+              <a:graphicData uri="http://schemas.openxmlformats.org/drawingml/2006/picture">
+                <pic:pic xmlns:pic="http://schemas.openxmlformats.org/drawingml/2006/picture">
+                  <pic:nvPicPr>
+                    <pic:cNvPr id="3" name="Picture 1"/>
+                    <pic:cNvPicPr>
+                      <a:picLocks noChangeAspect="1"/>
+                    </pic:cNvPicPr>
+                  </pic:nvPicPr>
+                  <pic:blipFill>
+                    <a:blip r:embed="rId8"/>
+                    <a:stretch>
+                      <a:fillRect/>
+                    </a:stretch>
+                  </pic:blipFill>
+                  <pic:spPr>
+                    <a:xfrm>
+                      <a:off x="0" y="0"/>
+                      <a:ext cx="3714115" cy="3169285"/>
+                    </a:xfrm>
+                    <a:prstGeom prst="rect">
+                      <a:avLst/>
+                    </a:prstGeom>
+                    <a:noFill/>
+                    <a:ln>
+                      <a:noFill/>
+                    </a:ln>
+                  </pic:spPr>
+                </pic:pic>
+              </a:graphicData>
+            </a:graphic>
+          </wp:inline>
+        </w:drawing>
+      </w:r>
+    </w:p>
+    <w:p>
+      <w:pPr>
+        <w:numPr>
+          <w:ilvl w:val="0"/>
+          <w:numId w:val="0"/>
+        </w:numPr>
+      </w:pPr>
+      <w:r>
+        <w:rPr>
+          <w:rFonts w:hint="default"/>
+          <w:sz w:val="24"/>
+          <w:szCs w:val="24"/>
+        </w:rPr>
+        <w:t xml:space="preserve">Клонирование удалённого репозитория в </w:t>
+      </w:r>
+      <w:r>
+        <w:rPr>
+          <w:rFonts w:hint="default"/>
+          <w:sz w:val="24"/>
+          <w:szCs w:val="24"/>
+          <w:lang w:val="en-US"/>
+        </w:rPr>
+        <w:t xml:space="preserve">LR1 </w:t>
+      </w:r>
+      <w:r>
+        <w:rPr>
+          <w:rFonts w:hint="default"/>
+          <w:sz w:val="24"/>
+          <w:szCs w:val="24"/>
+          <w:lang w:val="en-US"/>
+        </w:rPr>
+        <w:br w:type="textWrapping"/>
+      </w:r>
+      <w:r>
+        <w:drawing>
+          <wp:inline distT="0" distB="0" distL="114300" distR="114300">
+            <wp:extent cx="5272405" cy="5126990"/>
+            <wp:effectExtent l="0" t="0" r="635" b="8890"/>
+            <wp:docPr id="6" name="Picture 2"/>
+            <wp:cNvGraphicFramePr>
+              <a:graphicFrameLocks xmlns:a="http://schemas.openxmlformats.org/drawingml/2006/main" noChangeAspect="1"/>
+            </wp:cNvGraphicFramePr>
+            <a:graphic xmlns:a="http://schemas.openxmlformats.org/drawingml/2006/main">
+              <a:graphicData uri="http://schemas.openxmlformats.org/drawingml/2006/picture">
+                <pic:pic xmlns:pic="http://schemas.openxmlformats.org/drawingml/2006/picture">
+                  <pic:nvPicPr>
+                    <pic:cNvPr id="6" name="Picture 2"/>
+                    <pic:cNvPicPr>
+                      <a:picLocks noChangeAspect="1"/>
+                    </pic:cNvPicPr>
+                  </pic:nvPicPr>
+                  <pic:blipFill>
+                    <a:blip r:embed="rId9"/>
+                    <a:stretch>
+                      <a:fillRect/>
+                    </a:stretch>
+                  </pic:blipFill>
+                  <pic:spPr>
+                    <a:xfrm>
+                      <a:off x="0" y="0"/>
+                      <a:ext cx="5272405" cy="5126990"/>
+                    </a:xfrm>
+                    <a:prstGeom prst="rect">
+                      <a:avLst/>
+                    </a:prstGeom>
+                    <a:noFill/>
+                    <a:ln>
+                      <a:noFill/>
+                    </a:ln>
+                  </pic:spPr>
+                </pic:pic>
+              </a:graphicData>
+            </a:graphic>
+          </wp:inline>
+        </w:drawing>
+      </w:r>
+    </w:p>
+    <w:p>
+      <w:pPr>
+        <w:rPr>
+          <w:rFonts w:hint="default"/>
+          <w:sz w:val="24"/>
+          <w:szCs w:val="24"/>
+        </w:rPr>
+      </w:pPr>
+      <w:r>
+        <w:rPr>
+          <w:rFonts w:hint="default"/>
+          <w:sz w:val="24"/>
+          <w:szCs w:val="24"/>
+        </w:rPr>
+        <w:br w:type="page"/>
+      </w:r>
+    </w:p>
+    <w:p>
+      <w:pPr>
+        <w:numPr>
+          <w:ilvl w:val="0"/>
+          <w:numId w:val="0"/>
+        </w:numPr>
+        <w:rPr>
+          <w:rFonts w:hint="default"/>
+          <w:sz w:val="24"/>
+          <w:szCs w:val="24"/>
+        </w:rPr>
+      </w:pPr>
+      <w:r>
+        <w:rPr>
+          <w:rFonts w:hint="default"/>
+          <w:sz w:val="24"/>
+          <w:szCs w:val="24"/>
+        </w:rPr>
+        <w:t xml:space="preserve">Первый коммит готовой структуры </w:t>
+      </w:r>
+    </w:p>
+    <w:p>
+      <w:pPr>
+        <w:numPr>
+          <w:ilvl w:val="0"/>
+          <w:numId w:val="0"/>
+        </w:numPr>
+      </w:pPr>
+      <w:r>
+        <w:drawing>
+          <wp:inline distT="0" distB="0" distL="114300" distR="114300">
+            <wp:extent cx="3912870" cy="3843655"/>
+            <wp:effectExtent l="0" t="0" r="3810" b="12065"/>
+            <wp:docPr id="7" name="Picture 3"/>
+            <wp:cNvGraphicFramePr>
+              <a:graphicFrameLocks xmlns:a="http://schemas.openxmlformats.org/drawingml/2006/main" noChangeAspect="1"/>
+            </wp:cNvGraphicFramePr>
+            <a:graphic xmlns:a="http://schemas.openxmlformats.org/drawingml/2006/main">
+              <a:graphicData uri="http://schemas.openxmlformats.org/drawingml/2006/picture">
+                <pic:pic xmlns:pic="http://schemas.openxmlformats.org/drawingml/2006/picture">
+                  <pic:nvPicPr>
+                    <pic:cNvPr id="7" name="Picture 3"/>
+                    <pic:cNvPicPr>
+                      <a:picLocks noChangeAspect="1"/>
+                    </pic:cNvPicPr>
+                  </pic:nvPicPr>
+                  <pic:blipFill>
+                    <a:blip r:embed="rId10"/>
+                    <a:stretch>
+                      <a:fillRect/>
+                    </a:stretch>
+                  </pic:blipFill>
+                  <pic:spPr>
+                    <a:xfrm>
+                      <a:off x="0" y="0"/>
+                      <a:ext cx="3912870" cy="3843655"/>
+                    </a:xfrm>
+                    <a:prstGeom prst="rect">
+                      <a:avLst/>
+                    </a:prstGeom>
+                    <a:noFill/>
+                    <a:ln>
+                      <a:noFill/>
+                    </a:ln>
+                  </pic:spPr>
+                </pic:pic>
+              </a:graphicData>
+            </a:graphic>
+          </wp:inline>
+        </w:drawing>
+      </w:r>
+    </w:p>
+    <w:p>
+      <w:pPr>
+        <w:numPr>
+          <w:ilvl w:val="0"/>
+          <w:numId w:val="0"/>
+        </w:numPr>
+        <w:rPr>
+          <w:sz w:val="24"/>
+          <w:szCs w:val="24"/>
+        </w:rPr>
+      </w:pPr>
+    </w:p>
+    <w:p>
+      <w:pPr>
+        <w:numPr>
+          <w:ilvl w:val="0"/>
+          <w:numId w:val="0"/>
+        </w:numPr>
+      </w:pPr>
+      <w:r>
+        <w:drawing>
+          <wp:inline distT="0" distB="0" distL="114300" distR="114300">
+            <wp:extent cx="3907155" cy="3655060"/>
+            <wp:effectExtent l="0" t="0" r="9525" b="2540"/>
+            <wp:docPr id="8" name="Picture 4"/>
+            <wp:cNvGraphicFramePr>
+              <a:graphicFrameLocks xmlns:a="http://schemas.openxmlformats.org/drawingml/2006/main" noChangeAspect="1"/>
+            </wp:cNvGraphicFramePr>
+            <a:graphic xmlns:a="http://schemas.openxmlformats.org/drawingml/2006/main">
+              <a:graphicData uri="http://schemas.openxmlformats.org/drawingml/2006/picture">
+                <pic:pic xmlns:pic="http://schemas.openxmlformats.org/drawingml/2006/picture">
+                  <pic:nvPicPr>
+                    <pic:cNvPr id="8" name="Picture 4"/>
+                    <pic:cNvPicPr>
+                      <a:picLocks noChangeAspect="1"/>
+                    </pic:cNvPicPr>
+                  </pic:nvPicPr>
+                  <pic:blipFill>
+                    <a:blip r:embed="rId11"/>
+                    <a:stretch>
+                      <a:fillRect/>
+                    </a:stretch>
+                  </pic:blipFill>
+                  <pic:spPr>
+                    <a:xfrm>
+                      <a:off x="0" y="0"/>
+                      <a:ext cx="3907155" cy="3655060"/>
+                    </a:xfrm>
+                    <a:prstGeom prst="rect">
+                      <a:avLst/>
+                    </a:prstGeom>
+                    <a:noFill/>
+                    <a:ln>
+                      <a:noFill/>
+                    </a:ln>
+                  </pic:spPr>
+                </pic:pic>
+              </a:graphicData>
+            </a:graphic>
+          </wp:inline>
+        </w:drawing>
+      </w:r>
+    </w:p>
+    <w:p>
+      <w:pPr>
+        <w:rPr>
+          <w:rFonts w:hint="default"/>
+        </w:rPr>
+      </w:pPr>
+      <w:r>
+        <w:rPr>
+          <w:rFonts w:hint="default"/>
+        </w:rPr>
+        <w:br w:type="page"/>
+      </w:r>
+    </w:p>
+    <w:p>
+      <w:pPr>
+        <w:numPr>
+          <w:ilvl w:val="0"/>
+          <w:numId w:val="0"/>
+        </w:numPr>
+        <w:rPr>
+          <w:rFonts w:hint="default"/>
+          <w:sz w:val="28"/>
+          <w:szCs w:val="28"/>
+        </w:rPr>
+      </w:pPr>
+      <w:r>
+        <w:rPr>
+          <w:rFonts w:hint="default"/>
+          <w:sz w:val="28"/>
+          <w:szCs w:val="28"/>
+        </w:rPr>
+        <w:t>Выполнение задания 4</w:t>
+      </w:r>
+    </w:p>
+    <w:p>
+      <w:pPr>
+        <w:numPr>
+          <w:ilvl w:val="0"/>
+          <w:numId w:val="2"/>
+        </w:numPr>
+        <w:rPr>
+          <w:rFonts w:hint="default"/>
+          <w:sz w:val="28"/>
+          <w:szCs w:val="28"/>
+        </w:rPr>
+      </w:pPr>
+      <w:r>
+        <w:rPr>
+          <w:rFonts w:hint="default"/>
+          <w:sz w:val="28"/>
+          <w:szCs w:val="28"/>
+        </w:rPr>
+        <w:t>Было сделано на предыдущем этапе</w:t>
+      </w:r>
+      <w:r>
+        <w:rPr>
+          <w:rFonts w:hint="default"/>
+          <w:sz w:val="28"/>
+          <w:szCs w:val="28"/>
+          <w:lang w:val="en-US"/>
+        </w:rPr>
+        <w:t xml:space="preserve">, </w:t>
+      </w:r>
+      <w:r>
+        <w:rPr>
+          <w:rFonts w:hint="default"/>
+          <w:sz w:val="28"/>
+          <w:szCs w:val="28"/>
+        </w:rPr>
+        <w:t>так что сразу к изменению и коммитам</w:t>
+      </w:r>
+    </w:p>
+    <w:p>
+      <w:pPr>
+        <w:numPr>
+          <w:ilvl w:val="0"/>
+          <w:numId w:val="2"/>
+        </w:numPr>
+        <w:rPr>
+          <w:rFonts w:hint="default"/>
+          <w:sz w:val="28"/>
+          <w:szCs w:val="28"/>
+        </w:rPr>
+      </w:pPr>
+    </w:p>
+    <w:p>
+      <w:pPr>
+        <w:numPr>
+          <w:ilvl w:val="0"/>
+          <w:numId w:val="0"/>
+        </w:numPr>
+      </w:pPr>
+      <w:r>
+        <w:drawing>
+          <wp:inline distT="0" distB="0" distL="114300" distR="114300">
+            <wp:extent cx="4080510" cy="3843020"/>
+            <wp:effectExtent l="0" t="0" r="3810" b="12700"/>
+            <wp:docPr id="10" name="Picture 6"/>
+            <wp:cNvGraphicFramePr>
+              <a:graphicFrameLocks xmlns:a="http://schemas.openxmlformats.org/drawingml/2006/main" noChangeAspect="1"/>
+            </wp:cNvGraphicFramePr>
+            <a:graphic xmlns:a="http://schemas.openxmlformats.org/drawingml/2006/main">
+              <a:graphicData uri="http://schemas.openxmlformats.org/drawingml/2006/picture">
+                <pic:pic xmlns:pic="http://schemas.openxmlformats.org/drawingml/2006/picture">
+                  <pic:nvPicPr>
+                    <pic:cNvPr id="10" name="Picture 6"/>
+                    <pic:cNvPicPr>
+                      <a:picLocks noChangeAspect="1"/>
+                    </pic:cNvPicPr>
+                  </pic:nvPicPr>
+                  <pic:blipFill>
+                    <a:blip r:embed="rId12"/>
+                    <a:stretch>
+                      <a:fillRect/>
+                    </a:stretch>
+                  </pic:blipFill>
+                  <pic:spPr>
+                    <a:xfrm>
+                      <a:off x="0" y="0"/>
+                      <a:ext cx="4080510" cy="3843020"/>
+                    </a:xfrm>
+                    <a:prstGeom prst="rect">
+                      <a:avLst/>
+                    </a:prstGeom>
+                    <a:noFill/>
+                    <a:ln>
+                      <a:noFill/>
+                    </a:ln>
+                  </pic:spPr>
+                </pic:pic>
+              </a:graphicData>
+            </a:graphic>
+          </wp:inline>
+        </w:drawing>
+      </w:r>
+    </w:p>
+    <w:p>
+      <w:pPr>
+        <w:numPr>
+          <w:ilvl w:val="0"/>
+          <w:numId w:val="0"/>
+        </w:numPr>
+        <w:rPr>
+          <w:rFonts w:hint="default"/>
+          <w:sz w:val="28"/>
+          <w:szCs w:val="28"/>
+          <w:lang w:val="en-US"/>
+        </w:rPr>
+      </w:pPr>
+      <w:r>
+        <w:rPr>
+          <w:rFonts w:hint="default"/>
+          <w:sz w:val="28"/>
+          <w:szCs w:val="28"/>
+          <w:lang w:val="en-US"/>
+        </w:rPr>
+        <w:t>c)</w:t>
+      </w:r>
+    </w:p>
+    <w:p>
+      <w:pPr>
+        <w:numPr>
+          <w:ilvl w:val="0"/>
+          <w:numId w:val="0"/>
+        </w:numPr>
+      </w:pPr>
+      <w:r>
+        <w:drawing>
+          <wp:inline distT="0" distB="0" distL="114300" distR="114300">
+            <wp:extent cx="5267960" cy="1116330"/>
+            <wp:effectExtent l="0" t="0" r="5080" b="11430"/>
+            <wp:docPr id="11" name="Picture 7"/>
+            <wp:cNvGraphicFramePr>
+              <a:graphicFrameLocks xmlns:a="http://schemas.openxmlformats.org/drawingml/2006/main" noChangeAspect="1"/>
+            </wp:cNvGraphicFramePr>
+            <a:graphic xmlns:a="http://schemas.openxmlformats.org/drawingml/2006/main">
+              <a:graphicData uri="http://schemas.openxmlformats.org/drawingml/2006/picture">
+                <pic:pic xmlns:pic="http://schemas.openxmlformats.org/drawingml/2006/picture">
+                  <pic:nvPicPr>
+                    <pic:cNvPr id="11" name="Picture 7"/>
+                    <pic:cNvPicPr>
+                      <a:picLocks noChangeAspect="1"/>
+                    </pic:cNvPicPr>
+                  </pic:nvPicPr>
+                  <pic:blipFill>
+                    <a:blip r:embed="rId13"/>
+                    <a:stretch>
+                      <a:fillRect/>
+                    </a:stretch>
+                  </pic:blipFill>
+                  <pic:spPr>
+                    <a:xfrm>
+                      <a:off x="0" y="0"/>
+                      <a:ext cx="5267960" cy="1116330"/>
+                    </a:xfrm>
+                    <a:prstGeom prst="rect">
+                      <a:avLst/>
+                    </a:prstGeom>
+                    <a:noFill/>
+                    <a:ln>
+                      <a:noFill/>
+                    </a:ln>
+                  </pic:spPr>
+                </pic:pic>
+              </a:graphicData>
+            </a:graphic>
+          </wp:inline>
+        </w:drawing>
+      </w:r>
+    </w:p>
+    <w:p>
+      <w:pPr>
+        <w:numPr>
+          <w:ilvl w:val="0"/>
+          <w:numId w:val="0"/>
+        </w:numPr>
+        <w:rPr>
+          <w:rFonts w:hint="default"/>
+          <w:lang w:val="en-US"/>
+        </w:rPr>
+      </w:pPr>
+      <w:r>
+        <w:rPr>
+          <w:rFonts w:hint="default"/>
+          <w:lang w:val="en-US"/>
+        </w:rPr>
+        <w:t>d)</w:t>
+      </w:r>
+    </w:p>
+    <w:p>
+      <w:pPr>
+        <w:numPr>
+          <w:ilvl w:val="0"/>
+          <w:numId w:val="0"/>
+        </w:numPr>
+      </w:pPr>
+      <w:r>
+        <w:drawing>
+          <wp:inline distT="0" distB="0" distL="114300" distR="114300">
+            <wp:extent cx="5232400" cy="2556510"/>
+            <wp:effectExtent l="0" t="0" r="10160" b="3810"/>
+            <wp:docPr id="12" name="Picture 8"/>
+            <wp:cNvGraphicFramePr>
+              <a:graphicFrameLocks xmlns:a="http://schemas.openxmlformats.org/drawingml/2006/main" noChangeAspect="1"/>
+            </wp:cNvGraphicFramePr>
+            <a:graphic xmlns:a="http://schemas.openxmlformats.org/drawingml/2006/main">
+              <a:graphicData uri="http://schemas.openxmlformats.org/drawingml/2006/picture">
+                <pic:pic xmlns:pic="http://schemas.openxmlformats.org/drawingml/2006/picture">
+                  <pic:nvPicPr>
+                    <pic:cNvPr id="12" name="Picture 8"/>
+                    <pic:cNvPicPr>
+                      <a:picLocks noChangeAspect="1"/>
+                    </pic:cNvPicPr>
+                  </pic:nvPicPr>
+                  <pic:blipFill>
+                    <a:blip r:embed="rId14"/>
+                    <a:stretch>
+                      <a:fillRect/>
+                    </a:stretch>
+                  </pic:blipFill>
+                  <pic:spPr>
+                    <a:xfrm>
+                      <a:off x="0" y="0"/>
+                      <a:ext cx="5232400" cy="2556510"/>
+                    </a:xfrm>
+                    <a:prstGeom prst="rect">
+                      <a:avLst/>
+                    </a:prstGeom>
+                    <a:noFill/>
+                    <a:ln>
+                      <a:noFill/>
+                    </a:ln>
+                  </pic:spPr>
+                </pic:pic>
+              </a:graphicData>
+            </a:graphic>
+          </wp:inline>
+        </w:drawing>
+      </w:r>
+    </w:p>
+    <w:p>
+      <w:r>
+        <w:br w:type="page"/>
+      </w:r>
+    </w:p>
+    <w:p>
+      <w:pPr>
+        <w:numPr>
+          <w:ilvl w:val="0"/>
+          <w:numId w:val="0"/>
+        </w:numPr>
+      </w:pPr>
+      <w:r>
+        <w:drawing>
+          <wp:inline distT="0" distB="0" distL="114300" distR="114300">
+            <wp:extent cx="5265420" cy="2230755"/>
+            <wp:effectExtent l="0" t="0" r="7620" b="9525"/>
+            <wp:docPr id="13" name="Picture 9"/>
+            <wp:cNvGraphicFramePr>
+              <a:graphicFrameLocks xmlns:a="http://schemas.openxmlformats.org/drawingml/2006/main" noChangeAspect="1"/>
+            </wp:cNvGraphicFramePr>
+            <a:graphic xmlns:a="http://schemas.openxmlformats.org/drawingml/2006/main">
+              <a:graphicData uri="http://schemas.openxmlformats.org/drawingml/2006/picture">
+                <pic:pic xmlns:pic="http://schemas.openxmlformats.org/drawingml/2006/picture">
+                  <pic:nvPicPr>
+                    <pic:cNvPr id="13" name="Picture 9"/>
+                    <pic:cNvPicPr>
+                      <a:picLocks noChangeAspect="1"/>
+                    </pic:cNvPicPr>
+                  </pic:nvPicPr>
+                  <pic:blipFill>
+                    <a:blip r:embed="rId15"/>
+                    <a:stretch>
+                      <a:fillRect/>
+                    </a:stretch>
+                  </pic:blipFill>
+                  <pic:spPr>
+                    <a:xfrm>
+                      <a:off x="0" y="0"/>
+                      <a:ext cx="5265420" cy="2230755"/>
+                    </a:xfrm>
+                    <a:prstGeom prst="rect">
+                      <a:avLst/>
+                    </a:prstGeom>
+                    <a:noFill/>
+                    <a:ln>
+                      <a:noFill/>
+                    </a:ln>
+                  </pic:spPr>
+                </pic:pic>
+              </a:graphicData>
+            </a:graphic>
+          </wp:inline>
+        </w:drawing>
+      </w:r>
+    </w:p>
+    <w:p>
+      <w:pPr>
+        <w:numPr>
+          <w:ilvl w:val="0"/>
+          <w:numId w:val="0"/>
+        </w:numPr>
+        <w:rPr>
+          <w:rFonts w:hint="default"/>
+          <w:lang w:val="en-US"/>
+        </w:rPr>
+      </w:pPr>
+      <w:r>
+        <w:rPr>
+          <w:rFonts w:hint="default"/>
+          <w:lang w:val="en-US"/>
+        </w:rPr>
+        <w:t xml:space="preserve">e) </w:t>
+      </w:r>
+    </w:p>
+    <w:p>
+      <w:pPr>
+        <w:numPr>
+          <w:ilvl w:val="0"/>
+          <w:numId w:val="0"/>
+        </w:numPr>
+      </w:pPr>
+      <w:r>
+        <w:drawing>
+          <wp:inline distT="0" distB="0" distL="114300" distR="114300">
+            <wp:extent cx="5271135" cy="2230755"/>
+            <wp:effectExtent l="0" t="0" r="1905" b="9525"/>
+            <wp:docPr id="14" name="Picture 10"/>
+            <wp:cNvGraphicFramePr>
+              <a:graphicFrameLocks xmlns:a="http://schemas.openxmlformats.org/drawingml/2006/main" noChangeAspect="1"/>
+            </wp:cNvGraphicFramePr>
+            <a:graphic xmlns:a="http://schemas.openxmlformats.org/drawingml/2006/main">
+              <a:graphicData uri="http://schemas.openxmlformats.org/drawingml/2006/picture">
+                <pic:pic xmlns:pic="http://schemas.openxmlformats.org/drawingml/2006/picture">
+                  <pic:nvPicPr>
+                    <pic:cNvPr id="14" name="Picture 10"/>
+                    <pic:cNvPicPr>
+                      <a:picLocks noChangeAspect="1"/>
+                    </pic:cNvPicPr>
+                  </pic:nvPicPr>
+                  <pic:blipFill>
+                    <a:blip r:embed="rId16"/>
+                    <a:stretch>
+                      <a:fillRect/>
+                    </a:stretch>
+                  </pic:blipFill>
+                  <pic:spPr>
+                    <a:xfrm>
+                      <a:off x="0" y="0"/>
+                      <a:ext cx="5271135" cy="2230755"/>
+                    </a:xfrm>
+                    <a:prstGeom prst="rect">
+                      <a:avLst/>
+                    </a:prstGeom>
+                    <a:noFill/>
+                    <a:ln>
+                      <a:noFill/>
+                    </a:ln>
+                  </pic:spPr>
+                </pic:pic>
+              </a:graphicData>
+            </a:graphic>
+          </wp:inline>
+        </w:drawing>
+      </w:r>
+    </w:p>
+    <w:p>
+      <w:pPr>
+        <w:numPr>
+          <w:ilvl w:val="0"/>
+          <w:numId w:val="0"/>
+        </w:numPr>
+        <w:rPr>
+          <w:rFonts w:hint="default"/>
+          <w:lang w:val="en-US"/>
+        </w:rPr>
+      </w:pPr>
+      <w:r>
+        <w:rPr>
+          <w:rFonts w:hint="default"/>
+          <w:lang w:val="en-US"/>
+        </w:rPr>
+        <w:t>f)</w:t>
+      </w:r>
+    </w:p>
+    <w:p>
+      <w:pPr>
+        <w:numPr>
+          <w:ilvl w:val="0"/>
+          <w:numId w:val="0"/>
+        </w:numPr>
+      </w:pPr>
+      <w:r>
+        <w:drawing>
+          <wp:inline distT="0" distB="0" distL="114300" distR="114300">
+            <wp:extent cx="3467735" cy="3883660"/>
+            <wp:effectExtent l="0" t="0" r="6985" b="2540"/>
+            <wp:docPr id="16" name="Picture 12"/>
+            <wp:cNvGraphicFramePr>
+              <a:graphicFrameLocks xmlns:a="http://schemas.openxmlformats.org/drawingml/2006/main" noChangeAspect="1"/>
+            </wp:cNvGraphicFramePr>
+            <a:graphic xmlns:a="http://schemas.openxmlformats.org/drawingml/2006/main">
+              <a:graphicData uri="http://schemas.openxmlformats.org/drawingml/2006/picture">
+                <pic:pic xmlns:pic="http://schemas.openxmlformats.org/drawingml/2006/picture">
+                  <pic:nvPicPr>
+                    <pic:cNvPr id="16" name="Picture 12"/>
+                    <pic:cNvPicPr>
+                      <a:picLocks noChangeAspect="1"/>
+                    </pic:cNvPicPr>
+                  </pic:nvPicPr>
+                  <pic:blipFill>
+                    <a:blip r:embed="rId17"/>
+                    <a:stretch>
+                      <a:fillRect/>
+                    </a:stretch>
+                  </pic:blipFill>
+                  <pic:spPr>
+                    <a:xfrm>
+                      <a:off x="0" y="0"/>
+                      <a:ext cx="3467735" cy="3883660"/>
+                    </a:xfrm>
+                    <a:prstGeom prst="rect">
+                      <a:avLst/>
+                    </a:prstGeom>
+                    <a:noFill/>
+                    <a:ln>
+                      <a:noFill/>
+                    </a:ln>
+                  </pic:spPr>
+                </pic:pic>
+              </a:graphicData>
+            </a:graphic>
+          </wp:inline>
+        </w:drawing>
+      </w:r>
+    </w:p>
+    <w:p>
+      <w:pPr>
+        <w:rPr>
+          <w:rFonts w:hint="default"/>
+          <w:lang w:val="en-US"/>
+        </w:rPr>
+      </w:pPr>
+      <w:r>
+        <w:rPr>
+          <w:rFonts w:hint="default"/>
+          <w:lang w:val="en-US"/>
+        </w:rPr>
+        <w:br w:type="page"/>
+      </w:r>
+    </w:p>
+    <w:p>
+      <w:pPr>
+        <w:numPr>
+          <w:ilvl w:val="0"/>
+          <w:numId w:val="0"/>
+        </w:numPr>
+        <w:rPr>
+          <w:rFonts w:hint="default"/>
+          <w:lang w:val="en-US"/>
+        </w:rPr>
+      </w:pPr>
+    </w:p>
+    <w:p>
+      <w:pPr>
+        <w:numPr>
+          <w:ilvl w:val="0"/>
+          <w:numId w:val="0"/>
+        </w:numPr>
+        <w:rPr>
+          <w:rFonts w:hint="default"/>
+          <w:lang w:val="en-US"/>
+        </w:rPr>
+      </w:pPr>
+      <w:r>
+        <w:rPr>
+          <w:rFonts w:hint="default"/>
+          <w:lang w:val="en-US"/>
+        </w:rPr>
+        <w:t>g)</w:t>
+      </w:r>
+    </w:p>
+    <w:p>
+      <w:pPr>
+        <w:numPr>
+          <w:ilvl w:val="0"/>
+          <w:numId w:val="0"/>
+        </w:numPr>
+      </w:pPr>
+      <w:r>
+        <w:drawing>
+          <wp:inline distT="0" distB="0" distL="114300" distR="114300">
+            <wp:extent cx="4403725" cy="3790315"/>
+            <wp:effectExtent l="0" t="0" r="635" b="4445"/>
+            <wp:docPr id="17" name="Picture 13"/>
+            <wp:cNvGraphicFramePr>
+              <a:graphicFrameLocks xmlns:a="http://schemas.openxmlformats.org/drawingml/2006/main" noChangeAspect="1"/>
+            </wp:cNvGraphicFramePr>
+            <a:graphic xmlns:a="http://schemas.openxmlformats.org/drawingml/2006/main">
+              <a:graphicData uri="http://schemas.openxmlformats.org/drawingml/2006/picture">
+                <pic:pic xmlns:pic="http://schemas.openxmlformats.org/drawingml/2006/picture">
+                  <pic:nvPicPr>
+                    <pic:cNvPr id="17" name="Picture 13"/>
+                    <pic:cNvPicPr>
+                      <a:picLocks noChangeAspect="1"/>
+                    </pic:cNvPicPr>
+                  </pic:nvPicPr>
+                  <pic:blipFill>
+                    <a:blip r:embed="rId18"/>
+                    <a:stretch>
+                      <a:fillRect/>
+                    </a:stretch>
+                  </pic:blipFill>
+                  <pic:spPr>
+                    <a:xfrm>
+                      <a:off x="0" y="0"/>
+                      <a:ext cx="4403725" cy="3790315"/>
+                    </a:xfrm>
+                    <a:prstGeom prst="rect">
+                      <a:avLst/>
+                    </a:prstGeom>
+                    <a:noFill/>
+                    <a:ln>
+                      <a:noFill/>
+                    </a:ln>
+                  </pic:spPr>
+                </pic:pic>
+              </a:graphicData>
+            </a:graphic>
+          </wp:inline>
+        </w:drawing>
+      </w:r>
+    </w:p>
+    <w:p>
+      <w:pPr>
+        <w:numPr>
+          <w:ilvl w:val="0"/>
+          <w:numId w:val="0"/>
+        </w:numPr>
+      </w:pPr>
+    </w:p>
+    <w:p>
+      <w:pPr>
+        <w:numPr>
+          <w:ilvl w:val="0"/>
+          <w:numId w:val="0"/>
+        </w:numPr>
+      </w:pPr>
+      <w:r>
+        <w:drawing>
+          <wp:inline distT="0" distB="0" distL="114300" distR="114300">
+            <wp:extent cx="4400550" cy="4490720"/>
+            <wp:effectExtent l="0" t="0" r="3810" b="5080"/>
+            <wp:docPr id="18" name="Picture 14"/>
+            <wp:cNvGraphicFramePr>
+              <a:graphicFrameLocks xmlns:a="http://schemas.openxmlformats.org/drawingml/2006/main" noChangeAspect="1"/>
+            </wp:cNvGraphicFramePr>
+            <a:graphic xmlns:a="http://schemas.openxmlformats.org/drawingml/2006/main">
+              <a:graphicData uri="http://schemas.openxmlformats.org/drawingml/2006/picture">
+                <pic:pic xmlns:pic="http://schemas.openxmlformats.org/drawingml/2006/picture">
+                  <pic:nvPicPr>
+                    <pic:cNvPr id="18" name="Picture 14"/>
+                    <pic:cNvPicPr>
+                      <a:picLocks noChangeAspect="1"/>
+                    </pic:cNvPicPr>
+                  </pic:nvPicPr>
+                  <pic:blipFill>
+                    <a:blip r:embed="rId19"/>
+                    <a:stretch>
+                      <a:fillRect/>
+                    </a:stretch>
+                  </pic:blipFill>
+                  <pic:spPr>
+                    <a:xfrm>
+                      <a:off x="0" y="0"/>
+                      <a:ext cx="4400550" cy="4490720"/>
+                    </a:xfrm>
+                    <a:prstGeom prst="rect">
+                      <a:avLst/>
+                    </a:prstGeom>
+                    <a:noFill/>
+                    <a:ln>
+                      <a:noFill/>
+                    </a:ln>
+                  </pic:spPr>
+                </pic:pic>
+              </a:graphicData>
+            </a:graphic>
+          </wp:inline>
+        </w:drawing>
+      </w:r>
+    </w:p>
+    <w:p>
+      <w:r>
+        <w:br w:type="page"/>
+      </w:r>
+    </w:p>
+    <w:p>
+      <w:pPr>
+        <w:numPr>
+          <w:ilvl w:val="0"/>
+          <w:numId w:val="0"/>
+        </w:numPr>
+        <w:rPr>
+          <w:rFonts w:hint="default"/>
+          <w:lang w:val="en-US"/>
+        </w:rPr>
+      </w:pPr>
+      <w:r>
+        <w:rPr>
+          <w:rFonts w:hint="default"/>
+          <w:lang w:val="en-US"/>
+        </w:rPr>
+        <w:t>h)</w:t>
+      </w:r>
+    </w:p>
+    <w:p>
+      <w:pPr>
+        <w:numPr>
+          <w:ilvl w:val="0"/>
+          <w:numId w:val="0"/>
+        </w:numPr>
+      </w:pPr>
+      <w:r>
+        <w:drawing>
+          <wp:inline distT="0" distB="0" distL="114300" distR="114300">
+            <wp:extent cx="3877310" cy="3772535"/>
+            <wp:effectExtent l="0" t="0" r="8890" b="6985"/>
+            <wp:docPr id="20" name="Picture 16"/>
+            <wp:cNvGraphicFramePr>
+              <a:graphicFrameLocks xmlns:a="http://schemas.openxmlformats.org/drawingml/2006/main" noChangeAspect="1"/>
+            </wp:cNvGraphicFramePr>
+            <a:graphic xmlns:a="http://schemas.openxmlformats.org/drawingml/2006/main">
+              <a:graphicData uri="http://schemas.openxmlformats.org/drawingml/2006/picture">
+                <pic:pic xmlns:pic="http://schemas.openxmlformats.org/drawingml/2006/picture">
+                  <pic:nvPicPr>
+                    <pic:cNvPr id="20" name="Picture 16"/>
+                    <pic:cNvPicPr>
+                      <a:picLocks noChangeAspect="1"/>
+                    </pic:cNvPicPr>
+                  </pic:nvPicPr>
+                  <pic:blipFill>
+                    <a:blip r:embed="rId20"/>
+                    <a:stretch>
+                      <a:fillRect/>
+                    </a:stretch>
+                  </pic:blipFill>
+                  <pic:spPr>
+                    <a:xfrm>
+                      <a:off x="0" y="0"/>
+                      <a:ext cx="3877310" cy="3772535"/>
+                    </a:xfrm>
+                    <a:prstGeom prst="rect">
+                      <a:avLst/>
+                    </a:prstGeom>
+                    <a:noFill/>
+                    <a:ln>
+                      <a:noFill/>
+                    </a:ln>
+                  </pic:spPr>
+                </pic:pic>
+              </a:graphicData>
+            </a:graphic>
+          </wp:inline>
+        </w:drawing>
+      </w:r>
+    </w:p>
+    <w:p>
+      <w:pPr>
+        <w:numPr>
+          <w:ilvl w:val="0"/>
+          <w:numId w:val="0"/>
+        </w:numPr>
+        <w:rPr>
+          <w:rFonts w:hint="default"/>
+          <w:lang w:val="en-US"/>
+        </w:rPr>
+      </w:pPr>
+    </w:p>
+    <w:p>
+      <w:pPr>
+        <w:numPr>
+          <w:ilvl w:val="0"/>
+          <w:numId w:val="0"/>
+        </w:numPr>
+      </w:pPr>
+      <w:r>
+        <w:drawing>
+          <wp:inline distT="0" distB="0" distL="114300" distR="114300">
+            <wp:extent cx="3916045" cy="2201545"/>
+            <wp:effectExtent l="0" t="0" r="635" b="8255"/>
+            <wp:docPr id="22" name="Picture 18"/>
+            <wp:cNvGraphicFramePr>
+              <a:graphicFrameLocks xmlns:a="http://schemas.openxmlformats.org/drawingml/2006/main" noChangeAspect="1"/>
+            </wp:cNvGraphicFramePr>
+            <a:graphic xmlns:a="http://schemas.openxmlformats.org/drawingml/2006/main">
+              <a:graphicData uri="http://schemas.openxmlformats.org/drawingml/2006/picture">
+                <pic:pic xmlns:pic="http://schemas.openxmlformats.org/drawingml/2006/picture">
+                  <pic:nvPicPr>
+                    <pic:cNvPr id="22" name="Picture 18"/>
+                    <pic:cNvPicPr>
+                      <a:picLocks noChangeAspect="1"/>
+                    </pic:cNvPicPr>
+                  </pic:nvPicPr>
+                  <pic:blipFill>
+                    <a:blip r:embed="rId21"/>
+                    <a:stretch>
+                      <a:fillRect/>
+                    </a:stretch>
+                  </pic:blipFill>
+                  <pic:spPr>
+                    <a:xfrm>
+                      <a:off x="0" y="0"/>
+                      <a:ext cx="3916045" cy="2201545"/>
+                    </a:xfrm>
+                    <a:prstGeom prst="rect">
+                      <a:avLst/>
+                    </a:prstGeom>
+                    <a:noFill/>
+                    <a:ln>
+                      <a:noFill/>
+                    </a:ln>
+                  </pic:spPr>
+                </pic:pic>
+              </a:graphicData>
+            </a:graphic>
+          </wp:inline>
+        </w:drawing>
+      </w:r>
+    </w:p>
+    <w:p>
+      <w:pPr>
+        <w:numPr>
+          <w:ilvl w:val="0"/>
+          <w:numId w:val="0"/>
+        </w:numPr>
+      </w:pPr>
+    </w:p>
+    <w:p>
+      <w:pPr>
+        <w:numPr>
+          <w:ilvl w:val="0"/>
+          <w:numId w:val="0"/>
+        </w:numPr>
+      </w:pPr>
+      <w:r>
+        <w:drawing>
+          <wp:inline distT="0" distB="0" distL="114300" distR="114300">
+            <wp:extent cx="2925445" cy="2393315"/>
+            <wp:effectExtent l="0" t="0" r="635" b="14605"/>
+            <wp:docPr id="23" name="Picture 19"/>
+            <wp:cNvGraphicFramePr>
+              <a:graphicFrameLocks xmlns:a="http://schemas.openxmlformats.org/drawingml/2006/main" noChangeAspect="1"/>
+            </wp:cNvGraphicFramePr>
+            <a:graphic xmlns:a="http://schemas.openxmlformats.org/drawingml/2006/main">
+              <a:graphicData uri="http://schemas.openxmlformats.org/drawingml/2006/picture">
+                <pic:pic xmlns:pic="http://schemas.openxmlformats.org/drawingml/2006/picture">
+                  <pic:nvPicPr>
+                    <pic:cNvPr id="23" name="Picture 19"/>
+                    <pic:cNvPicPr>
+                      <a:picLocks noChangeAspect="1"/>
+                    </pic:cNvPicPr>
+                  </pic:nvPicPr>
+                  <pic:blipFill>
+                    <a:blip r:embed="rId22"/>
+                    <a:stretch>
+                      <a:fillRect/>
+                    </a:stretch>
+                  </pic:blipFill>
+                  <pic:spPr>
+                    <a:xfrm>
+                      <a:off x="0" y="0"/>
+                      <a:ext cx="2925445" cy="2393315"/>
+                    </a:xfrm>
+                    <a:prstGeom prst="rect">
+                      <a:avLst/>
+                    </a:prstGeom>
+                    <a:noFill/>
+                    <a:ln>
+                      <a:noFill/>
+                    </a:ln>
+                  </pic:spPr>
+                </pic:pic>
+              </a:graphicData>
+            </a:graphic>
+          </wp:inline>
+        </w:drawing>
+      </w:r>
+    </w:p>
+    <w:p>
+      <w:r>
+        <w:br w:type="page"/>
+      </w:r>
+    </w:p>
+    <w:p>
+      <w:pPr>
+        <w:numPr>
+          <w:ilvl w:val="0"/>
+          <w:numId w:val="0"/>
+        </w:numPr>
+      </w:pPr>
+      <w:r>
+        <w:drawing>
+          <wp:inline distT="0" distB="0" distL="114300" distR="114300">
+            <wp:extent cx="3340735" cy="3082925"/>
+            <wp:effectExtent l="0" t="0" r="12065" b="10795"/>
+            <wp:docPr id="24" name="Picture 20"/>
+            <wp:cNvGraphicFramePr>
+              <a:graphicFrameLocks xmlns:a="http://schemas.openxmlformats.org/drawingml/2006/main" noChangeAspect="1"/>
+            </wp:cNvGraphicFramePr>
+            <a:graphic xmlns:a="http://schemas.openxmlformats.org/drawingml/2006/main">
+              <a:graphicData uri="http://schemas.openxmlformats.org/drawingml/2006/picture">
+                <pic:pic xmlns:pic="http://schemas.openxmlformats.org/drawingml/2006/picture">
+                  <pic:nvPicPr>
+                    <pic:cNvPr id="24" name="Picture 20"/>
+                    <pic:cNvPicPr>
+                      <a:picLocks noChangeAspect="1"/>
+                    </pic:cNvPicPr>
+                  </pic:nvPicPr>
+                  <pic:blipFill>
+                    <a:blip r:embed="rId23"/>
+                    <a:stretch>
+                      <a:fillRect/>
+                    </a:stretch>
+                  </pic:blipFill>
+                  <pic:spPr>
+                    <a:xfrm>
+                      <a:off x="0" y="0"/>
+                      <a:ext cx="3340735" cy="3082925"/>
+                    </a:xfrm>
+                    <a:prstGeom prst="rect">
+                      <a:avLst/>
+                    </a:prstGeom>
+                    <a:noFill/>
+                    <a:ln>
+                      <a:noFill/>
+                    </a:ln>
+                  </pic:spPr>
+                </pic:pic>
+              </a:graphicData>
+            </a:graphic>
+          </wp:inline>
+        </w:drawing>
+      </w:r>
+    </w:p>
+    <w:p>
+      <w:pPr>
+        <w:numPr>
+          <w:ilvl w:val="0"/>
+          <w:numId w:val="0"/>
+        </w:numPr>
+      </w:pPr>
+    </w:p>
+    <w:p>
+      <w:pPr>
+        <w:numPr>
+          <w:ilvl w:val="0"/>
+          <w:numId w:val="0"/>
+        </w:numPr>
+      </w:pPr>
+      <w:r>
+        <w:drawing>
+          <wp:inline distT="0" distB="0" distL="114300" distR="114300">
+            <wp:extent cx="5267960" cy="2344420"/>
+            <wp:effectExtent l="0" t="0" r="5080" b="2540"/>
+            <wp:docPr id="25" name="Picture 21"/>
+            <wp:cNvGraphicFramePr>
+              <a:graphicFrameLocks xmlns:a="http://schemas.openxmlformats.org/drawingml/2006/main" noChangeAspect="1"/>
+            </wp:cNvGraphicFramePr>
+            <a:graphic xmlns:a="http://schemas.openxmlformats.org/drawingml/2006/main">
+              <a:graphicData uri="http://schemas.openxmlformats.org/drawingml/2006/picture">
+                <pic:pic xmlns:pic="http://schemas.openxmlformats.org/drawingml/2006/picture">
+                  <pic:nvPicPr>
+                    <pic:cNvPr id="25" name="Picture 21"/>
+                    <pic:cNvPicPr>
+                      <a:picLocks noChangeAspect="1"/>
+                    </pic:cNvPicPr>
+                  </pic:nvPicPr>
+                  <pic:blipFill>
+                    <a:blip r:embed="rId24"/>
+                    <a:stretch>
+                      <a:fillRect/>
+                    </a:stretch>
+                  </pic:blipFill>
+                  <pic:spPr>
+                    <a:xfrm>
+                      <a:off x="0" y="0"/>
+                      <a:ext cx="5267960" cy="2344420"/>
+                    </a:xfrm>
+                    <a:prstGeom prst="rect">
+                      <a:avLst/>
+                    </a:prstGeom>
+                    <a:noFill/>
+                    <a:ln>
+                      <a:noFill/>
+                    </a:ln>
+                  </pic:spPr>
+                </pic:pic>
+              </a:graphicData>
+            </a:graphic>
+          </wp:inline>
+        </w:drawing>
+      </w:r>
+    </w:p>
+    <w:p>
+      <w:pPr>
+        <w:numPr>
+          <w:ilvl w:val="0"/>
+          <w:numId w:val="0"/>
+        </w:numPr>
+      </w:pPr>
+    </w:p>
+    <w:p>
+      <w:pPr>
+        <w:numPr>
+          <w:ilvl w:val="0"/>
+          <w:numId w:val="0"/>
+        </w:numPr>
+      </w:pPr>
+      <w:r>
+        <w:drawing>
+          <wp:inline distT="0" distB="0" distL="114300" distR="114300">
+            <wp:extent cx="4039235" cy="3049270"/>
+            <wp:effectExtent l="0" t="0" r="14605" b="13970"/>
+            <wp:docPr id="26" name="Picture 22"/>
+            <wp:cNvGraphicFramePr>
+              <a:graphicFrameLocks xmlns:a="http://schemas.openxmlformats.org/drawingml/2006/main" noChangeAspect="1"/>
+            </wp:cNvGraphicFramePr>
+            <a:graphic xmlns:a="http://schemas.openxmlformats.org/drawingml/2006/main">
+              <a:graphicData uri="http://schemas.openxmlformats.org/drawingml/2006/picture">
+                <pic:pic xmlns:pic="http://schemas.openxmlformats.org/drawingml/2006/picture">
+                  <pic:nvPicPr>
+                    <pic:cNvPr id="26" name="Picture 22"/>
+                    <pic:cNvPicPr>
+                      <a:picLocks noChangeAspect="1"/>
+                    </pic:cNvPicPr>
+                  </pic:nvPicPr>
+                  <pic:blipFill>
+                    <a:blip r:embed="rId25"/>
+                    <a:stretch>
+                      <a:fillRect/>
+                    </a:stretch>
+                  </pic:blipFill>
+                  <pic:spPr>
+                    <a:xfrm>
+                      <a:off x="0" y="0"/>
+                      <a:ext cx="4039235" cy="3049270"/>
+                    </a:xfrm>
+                    <a:prstGeom prst="rect">
+                      <a:avLst/>
+                    </a:prstGeom>
+                    <a:noFill/>
+                    <a:ln>
+                      <a:noFill/>
+                    </a:ln>
+                  </pic:spPr>
+                </pic:pic>
+              </a:graphicData>
+            </a:graphic>
+          </wp:inline>
+        </w:drawing>
+      </w:r>
+    </w:p>
+    <w:p>
+      <w:r>
+        <w:br w:type="page"/>
+      </w:r>
+    </w:p>
+    <w:p>
+      <w:pPr>
+        <w:numPr>
+          <w:ilvl w:val="0"/>
+          <w:numId w:val="0"/>
+        </w:numPr>
+        <w:rPr>
+          <w:rFonts w:hint="default"/>
+          <w:lang w:val="en-US"/>
+        </w:rPr>
+      </w:pPr>
+    </w:p>
+    <w:p>
+      <w:pPr>
+        <w:numPr>
+          <w:ilvl w:val="0"/>
+          <w:numId w:val="0"/>
+        </w:numPr>
+        <w:rPr>
+          <w:rFonts w:hint="default"/>
+          <w:lang w:val="en-US"/>
+        </w:rPr>
+      </w:pPr>
+      <w:r>
+        <w:rPr>
+          <w:rFonts w:hint="default"/>
+          <w:lang w:val="en-US"/>
+        </w:rPr>
+        <w:t>i)</w:t>
+      </w:r>
+    </w:p>
+    <w:p>
+      <w:pPr>
+        <w:numPr>
+          <w:ilvl w:val="0"/>
+          <w:numId w:val="0"/>
+        </w:numPr>
+        <w:rPr>
+          <w:rFonts w:hint="default"/>
+          <w:lang w:val="en-US"/>
+        </w:rPr>
+      </w:pPr>
+      <w:r>
+        <w:drawing>
+          <wp:inline distT="0" distB="0" distL="114300" distR="114300">
+            <wp:extent cx="5269865" cy="2649220"/>
+            <wp:effectExtent l="0" t="0" r="3175" b="2540"/>
+            <wp:docPr id="27" name="Picture 23"/>
+            <wp:cNvGraphicFramePr>
+              <a:graphicFrameLocks xmlns:a="http://schemas.openxmlformats.org/drawingml/2006/main" noChangeAspect="1"/>
+            </wp:cNvGraphicFramePr>
+            <a:graphic xmlns:a="http://schemas.openxmlformats.org/drawingml/2006/main">
+              <a:graphicData uri="http://schemas.openxmlformats.org/drawingml/2006/picture">
+                <pic:pic xmlns:pic="http://schemas.openxmlformats.org/drawingml/2006/picture">
+                  <pic:nvPicPr>
+                    <pic:cNvPr id="27" name="Picture 23"/>
+                    <pic:cNvPicPr>
+                      <a:picLocks noChangeAspect="1"/>
+                    </pic:cNvPicPr>
+                  </pic:nvPicPr>
+                  <pic:blipFill>
+                    <a:blip r:embed="rId26"/>
+                    <a:stretch>
+                      <a:fillRect/>
+                    </a:stretch>
+                  </pic:blipFill>
+                  <pic:spPr>
+                    <a:xfrm>
+                      <a:off x="0" y="0"/>
+                      <a:ext cx="5269865" cy="2649220"/>
+                    </a:xfrm>
+                    <a:prstGeom prst="rect">
+                      <a:avLst/>
+                    </a:prstGeom>
+                    <a:noFill/>
+                    <a:ln>
+                      <a:noFill/>
+                    </a:ln>
+                  </pic:spPr>
+                </pic:pic>
+              </a:graphicData>
+            </a:graphic>
+          </wp:inline>
+        </w:drawing>
+      </w:r>
+    </w:p>
+    <w:p>
+      <w:pPr>
+        <w:numPr>
+          <w:ilvl w:val="0"/>
+          <w:numId w:val="0"/>
+        </w:numPr>
+        <w:rPr>
+          <w:rFonts w:hint="default"/>
+          <w:lang w:val="en-US"/>
+        </w:rPr>
+      </w:pPr>
+      <w:r>
+        <w:rPr>
+          <w:rFonts w:hint="default"/>
+          <w:lang w:val="en-US"/>
+        </w:rPr>
+        <w:t>j)</w:t>
+      </w:r>
+    </w:p>
+    <w:p>
+      <w:pPr>
+        <w:numPr>
+          <w:ilvl w:val="0"/>
+          <w:numId w:val="0"/>
+        </w:numPr>
+      </w:pPr>
+      <w:r>
+        <w:drawing>
+          <wp:inline distT="0" distB="0" distL="114300" distR="114300">
+            <wp:extent cx="3740785" cy="3078480"/>
+            <wp:effectExtent l="0" t="0" r="8255" b="0"/>
+            <wp:docPr id="28" name="Picture 24"/>
+            <wp:cNvGraphicFramePr>
+              <a:graphicFrameLocks xmlns:a="http://schemas.openxmlformats.org/drawingml/2006/main" noChangeAspect="1"/>
+            </wp:cNvGraphicFramePr>
+            <a:graphic xmlns:a="http://schemas.openxmlformats.org/drawingml/2006/main">
+              <a:graphicData uri="http://schemas.openxmlformats.org/drawingml/2006/picture">
+                <pic:pic xmlns:pic="http://schemas.openxmlformats.org/drawingml/2006/picture">
+                  <pic:nvPicPr>
+                    <pic:cNvPr id="28" name="Picture 24"/>
+                    <pic:cNvPicPr>
+                      <a:picLocks noChangeAspect="1"/>
+                    </pic:cNvPicPr>
+                  </pic:nvPicPr>
+                  <pic:blipFill>
+                    <a:blip r:embed="rId27"/>
+                    <a:stretch>
+                      <a:fillRect/>
+                    </a:stretch>
+                  </pic:blipFill>
+                  <pic:spPr>
+                    <a:xfrm>
+                      <a:off x="0" y="0"/>
+                      <a:ext cx="3740785" cy="3078480"/>
+                    </a:xfrm>
+                    <a:prstGeom prst="rect">
+                      <a:avLst/>
+                    </a:prstGeom>
+                    <a:noFill/>
+                    <a:ln>
+                      <a:noFill/>
+                    </a:ln>
+                  </pic:spPr>
+                </pic:pic>
+              </a:graphicData>
+            </a:graphic>
+          </wp:inline>
+        </w:drawing>
+      </w:r>
+    </w:p>
+    <w:p>
+      <w:r>
+        <w:br w:type="page"/>
+      </w:r>
+    </w:p>
+    <w:p>
+      <w:pPr>
+        <w:numPr>
+          <w:ilvl w:val="0"/>
+          <w:numId w:val="0"/>
+        </w:numPr>
+        <w:rPr>
+          <w:rFonts w:hint="default"/>
+          <w:lang w:val="en-US"/>
+        </w:rPr>
+      </w:pPr>
+    </w:p>
+    <w:p>
+      <w:pPr>
+        <w:numPr>
+          <w:ilvl w:val="0"/>
+          <w:numId w:val="0"/>
+        </w:numPr>
+        <w:rPr>
+          <w:rFonts w:hint="default"/>
+          <w:lang w:val="en-US"/>
+        </w:rPr>
+      </w:pPr>
+      <w:r>
+        <w:rPr>
+          <w:rFonts w:hint="default"/>
+          <w:lang w:val="en-US"/>
+        </w:rPr>
+        <w:t>k and l)</w:t>
+      </w:r>
+    </w:p>
+    <w:p>
+      <w:pPr>
+        <w:numPr>
+          <w:ilvl w:val="0"/>
+          <w:numId w:val="0"/>
+        </w:numPr>
+        <w:rPr>
+          <w:rFonts w:hint="default"/>
+          <w:lang w:val="en-US"/>
+        </w:rPr>
+      </w:pPr>
+      <w:r>
+        <w:drawing>
+          <wp:inline distT="0" distB="0" distL="114300" distR="114300">
+            <wp:extent cx="4095115" cy="3824605"/>
+            <wp:effectExtent l="0" t="0" r="4445" b="635"/>
+            <wp:docPr id="29" name="Picture 25"/>
+            <wp:cNvGraphicFramePr>
+              <a:graphicFrameLocks xmlns:a="http://schemas.openxmlformats.org/drawingml/2006/main" noChangeAspect="1"/>
+            </wp:cNvGraphicFramePr>
+            <a:graphic xmlns:a="http://schemas.openxmlformats.org/drawingml/2006/main">
+              <a:graphicData uri="http://schemas.openxmlformats.org/drawingml/2006/picture">
+                <pic:pic xmlns:pic="http://schemas.openxmlformats.org/drawingml/2006/picture">
+                  <pic:nvPicPr>
+                    <pic:cNvPr id="29" name="Picture 25"/>
+                    <pic:cNvPicPr>
+                      <a:picLocks noChangeAspect="1"/>
+                    </pic:cNvPicPr>
+                  </pic:nvPicPr>
+                  <pic:blipFill>
+                    <a:blip r:embed="rId28"/>
+                    <a:stretch>
+                      <a:fillRect/>
+                    </a:stretch>
+                  </pic:blipFill>
+                  <pic:spPr>
+                    <a:xfrm>
+                      <a:off x="0" y="0"/>
+                      <a:ext cx="4095115" cy="3824605"/>
+                    </a:xfrm>
+                    <a:prstGeom prst="rect">
+                      <a:avLst/>
+                    </a:prstGeom>
+                    <a:noFill/>
+                    <a:ln>
+                      <a:noFill/>
+                    </a:ln>
+                  </pic:spPr>
+                </pic:pic>
+              </a:graphicData>
+            </a:graphic>
+          </wp:inline>
+        </w:drawing>
+      </w:r>
+    </w:p>
+    <w:p>
+      <w:pPr>
+        <w:numPr>
+          <w:ilvl w:val="0"/>
+          <w:numId w:val="0"/>
+        </w:numPr>
+        <w:rPr>
+          <w:rFonts w:hint="default"/>
+          <w:sz w:val="28"/>
+          <w:szCs w:val="28"/>
+        </w:rPr>
+      </w:pPr>
+    </w:p>
+    <w:p>
+      <w:pPr>
+        <w:numPr>
+          <w:ilvl w:val="0"/>
+          <w:numId w:val="0"/>
+        </w:numPr>
+        <w:rPr>
+          <w:rFonts w:hint="default"/>
+          <w:sz w:val="28"/>
+          <w:szCs w:val="28"/>
+        </w:rPr>
+      </w:pPr>
+      <w:r>
+        <w:rPr>
+          <w:rFonts w:hint="default"/>
+          <w:sz w:val="28"/>
+          <w:szCs w:val="28"/>
+        </w:rPr>
+        <w:t>Задание 5</w:t>
+      </w:r>
+    </w:p>
+    <w:p>
+      <w:pPr>
+        <w:numPr>
+          <w:ilvl w:val="0"/>
+          <w:numId w:val="0"/>
+        </w:numPr>
+        <w:rPr>
+          <w:rFonts w:hint="default"/>
+          <w:sz w:val="28"/>
+          <w:szCs w:val="28"/>
+          <w:lang w:val="en-US"/>
+        </w:rPr>
+      </w:pPr>
+      <w:r>
+        <w:rPr>
+          <w:rFonts w:hint="default"/>
+          <w:sz w:val="28"/>
+          <w:szCs w:val="28"/>
+          <w:lang w:val="en-US"/>
+        </w:rPr>
+        <w:t>a)</w:t>
+      </w:r>
+    </w:p>
+    <w:p>
+      <w:pPr>
+        <w:numPr>
+          <w:ilvl w:val="0"/>
+          <w:numId w:val="0"/>
+        </w:numPr>
+      </w:pPr>
+      <w:r>
+        <w:drawing>
+          <wp:inline distT="0" distB="0" distL="114300" distR="114300">
+            <wp:extent cx="5271135" cy="3781425"/>
+            <wp:effectExtent l="0" t="0" r="1905" b="13335"/>
+            <wp:docPr id="30" name="Picture 26"/>
+            <wp:cNvGraphicFramePr>
+              <a:graphicFrameLocks xmlns:a="http://schemas.openxmlformats.org/drawingml/2006/main" noChangeAspect="1"/>
+            </wp:cNvGraphicFramePr>
+            <a:graphic xmlns:a="http://schemas.openxmlformats.org/drawingml/2006/main">
+              <a:graphicData uri="http://schemas.openxmlformats.org/drawingml/2006/picture">
+                <pic:pic xmlns:pic="http://schemas.openxmlformats.org/drawingml/2006/picture">
+                  <pic:nvPicPr>
+                    <pic:cNvPr id="30" name="Picture 26"/>
+                    <pic:cNvPicPr>
+                      <a:picLocks noChangeAspect="1"/>
+                    </pic:cNvPicPr>
+                  </pic:nvPicPr>
+                  <pic:blipFill>
+                    <a:blip r:embed="rId29"/>
+                    <a:stretch>
+                      <a:fillRect/>
+                    </a:stretch>
+                  </pic:blipFill>
+                  <pic:spPr>
+                    <a:xfrm>
+                      <a:off x="0" y="0"/>
+                      <a:ext cx="5271135" cy="3781425"/>
+                    </a:xfrm>
+                    <a:prstGeom prst="rect">
+                      <a:avLst/>
+                    </a:prstGeom>
+                    <a:noFill/>
+                    <a:ln>
+                      <a:noFill/>
+                    </a:ln>
+                  </pic:spPr>
+                </pic:pic>
+              </a:graphicData>
+            </a:graphic>
+          </wp:inline>
+        </w:drawing>
+      </w:r>
+    </w:p>
+    <w:p>
+      <w:r>
+        <w:br w:type="page"/>
+      </w:r>
+    </w:p>
+    <w:p>
+      <w:pPr>
+        <w:numPr>
+          <w:ilvl w:val="0"/>
+          <w:numId w:val="0"/>
+        </w:numPr>
+        <w:rPr>
+          <w:rFonts w:hint="default"/>
+          <w:lang w:val="en-US"/>
+        </w:rPr>
+      </w:pPr>
+    </w:p>
+    <w:p>
+      <w:pPr>
+        <w:numPr>
+          <w:ilvl w:val="0"/>
+          <w:numId w:val="0"/>
+        </w:numPr>
+        <w:rPr>
+          <w:rFonts w:hint="default"/>
+          <w:sz w:val="28"/>
+          <w:szCs w:val="28"/>
+          <w:lang w:val="en-US"/>
+        </w:rPr>
+      </w:pPr>
+      <w:r>
+        <w:rPr>
+          <w:rFonts w:hint="default"/>
+          <w:sz w:val="28"/>
+          <w:szCs w:val="28"/>
+          <w:lang w:val="en-US"/>
+        </w:rPr>
+        <w:t>b)</w:t>
+      </w:r>
+    </w:p>
+    <w:p>
+      <w:pPr>
+        <w:numPr>
+          <w:ilvl w:val="0"/>
+          <w:numId w:val="0"/>
+        </w:numPr>
+        <w:rPr>
+          <w:rFonts w:hint="default"/>
+          <w:sz w:val="28"/>
+          <w:szCs w:val="28"/>
+          <w:lang w:val="en-US"/>
+        </w:rPr>
+      </w:pPr>
+      <w:r>
+        <w:drawing>
+          <wp:inline distT="0" distB="0" distL="114300" distR="114300">
+            <wp:extent cx="5266690" cy="978535"/>
+            <wp:effectExtent l="0" t="0" r="6350" b="12065"/>
+            <wp:docPr id="31" name="Picture 27"/>
+            <wp:cNvGraphicFramePr>
+              <a:graphicFrameLocks xmlns:a="http://schemas.openxmlformats.org/drawingml/2006/main" noChangeAspect="1"/>
+            </wp:cNvGraphicFramePr>
+            <a:graphic xmlns:a="http://schemas.openxmlformats.org/drawingml/2006/main">
+              <a:graphicData uri="http://schemas.openxmlformats.org/drawingml/2006/picture">
+                <pic:pic xmlns:pic="http://schemas.openxmlformats.org/drawingml/2006/picture">
+                  <pic:nvPicPr>
+                    <pic:cNvPr id="31" name="Picture 27"/>
+                    <pic:cNvPicPr>
+                      <a:picLocks noChangeAspect="1"/>
+                    </pic:cNvPicPr>
+                  </pic:nvPicPr>
+                  <pic:blipFill>
+                    <a:blip r:embed="rId30"/>
+                    <a:stretch>
+                      <a:fillRect/>
+                    </a:stretch>
+                  </pic:blipFill>
+                  <pic:spPr>
+                    <a:xfrm>
+                      <a:off x="0" y="0"/>
+                      <a:ext cx="5266690" cy="978535"/>
+                    </a:xfrm>
+                    <a:prstGeom prst="rect">
+                      <a:avLst/>
+                    </a:prstGeom>
+                    <a:noFill/>
+                    <a:ln>
+                      <a:noFill/>
+                    </a:ln>
+                  </pic:spPr>
+                </pic:pic>
+              </a:graphicData>
+            </a:graphic>
+          </wp:inline>
+        </w:drawing>
+      </w:r>
+    </w:p>
+    <w:p>
+      <w:pPr>
+        <w:numPr>
+          <w:ilvl w:val="0"/>
+          <w:numId w:val="0"/>
+        </w:numPr>
+        <w:rPr>
+          <w:rFonts w:hint="default"/>
+          <w:sz w:val="28"/>
+          <w:szCs w:val="28"/>
+          <w:lang w:val="en-US"/>
+        </w:rPr>
+      </w:pPr>
+      <w:r>
+        <w:rPr>
+          <w:rFonts w:hint="default"/>
+          <w:sz w:val="28"/>
+          <w:szCs w:val="28"/>
+          <w:lang w:val="en-US"/>
+        </w:rPr>
+        <w:t>c)</w:t>
+      </w:r>
+    </w:p>
+    <w:p>
+      <w:pPr>
+        <w:numPr>
+          <w:ilvl w:val="0"/>
+          <w:numId w:val="0"/>
+        </w:numPr>
+        <w:rPr>
+          <w:rFonts w:hint="default"/>
+          <w:sz w:val="28"/>
+          <w:szCs w:val="28"/>
+          <w:lang w:val="en-US"/>
+        </w:rPr>
+      </w:pPr>
+      <w:r>
+        <w:rPr>
+          <w:rFonts w:hint="default"/>
+          <w:sz w:val="28"/>
+          <w:szCs w:val="28"/>
+        </w:rPr>
+        <w:t>До</w:t>
+      </w:r>
+      <w:r>
+        <w:rPr>
+          <w:rFonts w:hint="default"/>
+          <w:sz w:val="28"/>
+          <w:szCs w:val="28"/>
+          <w:lang w:val="en-US"/>
+        </w:rPr>
+        <w:t>:</w:t>
+      </w:r>
+    </w:p>
+    <w:p>
+      <w:pPr>
+        <w:numPr>
+          <w:ilvl w:val="0"/>
+          <w:numId w:val="0"/>
+        </w:numPr>
+      </w:pPr>
+      <w:r>
+        <w:drawing>
+          <wp:inline distT="0" distB="0" distL="114300" distR="114300">
+            <wp:extent cx="5268595" cy="1125855"/>
+            <wp:effectExtent l="0" t="0" r="4445" b="1905"/>
+            <wp:docPr id="33" name="Picture 29"/>
+            <wp:cNvGraphicFramePr>
+              <a:graphicFrameLocks xmlns:a="http://schemas.openxmlformats.org/drawingml/2006/main" noChangeAspect="1"/>
+            </wp:cNvGraphicFramePr>
+            <a:graphic xmlns:a="http://schemas.openxmlformats.org/drawingml/2006/main">
+              <a:graphicData uri="http://schemas.openxmlformats.org/drawingml/2006/picture">
+                <pic:pic xmlns:pic="http://schemas.openxmlformats.org/drawingml/2006/picture">
+                  <pic:nvPicPr>
+                    <pic:cNvPr id="33" name="Picture 29"/>
+                    <pic:cNvPicPr>
+                      <a:picLocks noChangeAspect="1"/>
+                    </pic:cNvPicPr>
+                  </pic:nvPicPr>
+                  <pic:blipFill>
+                    <a:blip r:embed="rId31"/>
+                    <a:stretch>
+                      <a:fillRect/>
+                    </a:stretch>
+                  </pic:blipFill>
+                  <pic:spPr>
+                    <a:xfrm>
+                      <a:off x="0" y="0"/>
+                      <a:ext cx="5268595" cy="1125855"/>
+                    </a:xfrm>
+                    <a:prstGeom prst="rect">
+                      <a:avLst/>
+                    </a:prstGeom>
+                    <a:noFill/>
+                    <a:ln>
+                      <a:noFill/>
+                    </a:ln>
+                  </pic:spPr>
+                </pic:pic>
+              </a:graphicData>
+            </a:graphic>
+          </wp:inline>
+        </w:drawing>
+      </w:r>
+    </w:p>
+    <w:p>
+      <w:pPr>
+        <w:numPr>
+          <w:ilvl w:val="0"/>
+          <w:numId w:val="0"/>
+        </w:numPr>
+      </w:pPr>
+      <w:r>
+        <w:drawing>
+          <wp:inline distT="0" distB="0" distL="114300" distR="114300">
+            <wp:extent cx="5267960" cy="1092200"/>
+            <wp:effectExtent l="0" t="0" r="5080" b="5080"/>
+            <wp:docPr id="34" name="Picture 30"/>
+            <wp:cNvGraphicFramePr>
+              <a:graphicFrameLocks xmlns:a="http://schemas.openxmlformats.org/drawingml/2006/main" noChangeAspect="1"/>
+            </wp:cNvGraphicFramePr>
+            <a:graphic xmlns:a="http://schemas.openxmlformats.org/drawingml/2006/main">
+              <a:graphicData uri="http://schemas.openxmlformats.org/drawingml/2006/picture">
+                <pic:pic xmlns:pic="http://schemas.openxmlformats.org/drawingml/2006/picture">
+                  <pic:nvPicPr>
+                    <pic:cNvPr id="34" name="Picture 30"/>
+                    <pic:cNvPicPr>
+                      <a:picLocks noChangeAspect="1"/>
+                    </pic:cNvPicPr>
+                  </pic:nvPicPr>
+                  <pic:blipFill>
+                    <a:blip r:embed="rId32"/>
+                    <a:stretch>
+                      <a:fillRect/>
+                    </a:stretch>
+                  </pic:blipFill>
+                  <pic:spPr>
+                    <a:xfrm>
+                      <a:off x="0" y="0"/>
+                      <a:ext cx="5267960" cy="1092200"/>
+                    </a:xfrm>
+                    <a:prstGeom prst="rect">
+                      <a:avLst/>
+                    </a:prstGeom>
+                    <a:noFill/>
+                    <a:ln>
+                      <a:noFill/>
+                    </a:ln>
+                  </pic:spPr>
+                </pic:pic>
+              </a:graphicData>
+            </a:graphic>
+          </wp:inline>
+        </w:drawing>
+      </w:r>
+    </w:p>
+    <w:p>
+      <w:pPr>
+        <w:numPr>
+          <w:ilvl w:val="0"/>
+          <w:numId w:val="0"/>
+        </w:numPr>
+        <w:rPr>
+          <w:rFonts w:hint="default"/>
+          <w:lang w:val="en-US"/>
+        </w:rPr>
+      </w:pPr>
+      <w:r>
+        <w:rPr>
+          <w:rFonts w:hint="default"/>
+        </w:rPr>
+        <w:t>Выполняю</w:t>
+      </w:r>
+      <w:r>
+        <w:rPr>
+          <w:rFonts w:hint="default"/>
+          <w:lang w:val="en-US"/>
+        </w:rPr>
+        <w:t>:</w:t>
+      </w:r>
+    </w:p>
+    <w:p>
+      <w:pPr>
+        <w:numPr>
+          <w:ilvl w:val="0"/>
+          <w:numId w:val="0"/>
+        </w:numPr>
+      </w:pPr>
+      <w:r>
+        <w:drawing>
+          <wp:inline distT="0" distB="0" distL="114300" distR="114300">
+            <wp:extent cx="4953000" cy="4017645"/>
+            <wp:effectExtent l="0" t="0" r="0" b="5715"/>
+            <wp:docPr id="35" name="Picture 31"/>
+            <wp:cNvGraphicFramePr>
+              <a:graphicFrameLocks xmlns:a="http://schemas.openxmlformats.org/drawingml/2006/main" noChangeAspect="1"/>
+            </wp:cNvGraphicFramePr>
+            <a:graphic xmlns:a="http://schemas.openxmlformats.org/drawingml/2006/main">
+              <a:graphicData uri="http://schemas.openxmlformats.org/drawingml/2006/picture">
+                <pic:pic xmlns:pic="http://schemas.openxmlformats.org/drawingml/2006/picture">
+                  <pic:nvPicPr>
+                    <pic:cNvPr id="35" name="Picture 31"/>
+                    <pic:cNvPicPr>
+                      <a:picLocks noChangeAspect="1"/>
+                    </pic:cNvPicPr>
+                  </pic:nvPicPr>
+                  <pic:blipFill>
+                    <a:blip r:embed="rId33"/>
+                    <a:stretch>
+                      <a:fillRect/>
+                    </a:stretch>
+                  </pic:blipFill>
+                  <pic:spPr>
+                    <a:xfrm>
+                      <a:off x="0" y="0"/>
+                      <a:ext cx="4953000" cy="4017645"/>
+                    </a:xfrm>
+                    <a:prstGeom prst="rect">
+                      <a:avLst/>
+                    </a:prstGeom>
+                    <a:noFill/>
+                    <a:ln>
+                      <a:noFill/>
+                    </a:ln>
+                  </pic:spPr>
+                </pic:pic>
+              </a:graphicData>
+            </a:graphic>
+          </wp:inline>
+        </w:drawing>
+      </w:r>
+    </w:p>
+    <w:p>
+      <w:r>
+        <w:br w:type="page"/>
+      </w:r>
+    </w:p>
+    <w:p>
+      <w:pPr>
+        <w:numPr>
+          <w:ilvl w:val="0"/>
+          <w:numId w:val="0"/>
+        </w:numPr>
+      </w:pPr>
+      <w:r>
+        <w:drawing>
+          <wp:inline distT="0" distB="0" distL="114300" distR="114300">
+            <wp:extent cx="5266055" cy="2442210"/>
+            <wp:effectExtent l="0" t="0" r="6985" b="11430"/>
+            <wp:docPr id="36" name="Picture 32"/>
+            <wp:cNvGraphicFramePr>
+              <a:graphicFrameLocks xmlns:a="http://schemas.openxmlformats.org/drawingml/2006/main" noChangeAspect="1"/>
+            </wp:cNvGraphicFramePr>
+            <a:graphic xmlns:a="http://schemas.openxmlformats.org/drawingml/2006/main">
+              <a:graphicData uri="http://schemas.openxmlformats.org/drawingml/2006/picture">
+                <pic:pic xmlns:pic="http://schemas.openxmlformats.org/drawingml/2006/picture">
+                  <pic:nvPicPr>
+                    <pic:cNvPr id="36" name="Picture 32"/>
+                    <pic:cNvPicPr>
+                      <a:picLocks noChangeAspect="1"/>
+                    </pic:cNvPicPr>
+                  </pic:nvPicPr>
+                  <pic:blipFill>
+                    <a:blip r:embed="rId34"/>
+                    <a:stretch>
+                      <a:fillRect/>
+                    </a:stretch>
+                  </pic:blipFill>
+                  <pic:spPr>
+                    <a:xfrm>
+                      <a:off x="0" y="0"/>
+                      <a:ext cx="5266055" cy="2442210"/>
+                    </a:xfrm>
+                    <a:prstGeom prst="rect">
+                      <a:avLst/>
+                    </a:prstGeom>
+                    <a:noFill/>
+                    <a:ln>
+                      <a:noFill/>
+                    </a:ln>
+                  </pic:spPr>
+                </pic:pic>
+              </a:graphicData>
+            </a:graphic>
+          </wp:inline>
+        </w:drawing>
+      </w:r>
+    </w:p>
+    <w:p>
+      <w:pPr>
+        <w:numPr>
+          <w:ilvl w:val="0"/>
+          <w:numId w:val="0"/>
+        </w:numPr>
+        <w:rPr>
+          <w:rFonts w:hint="default"/>
+          <w:lang w:val="en-US"/>
+        </w:rPr>
+      </w:pPr>
+      <w:r>
+        <w:rPr>
+          <w:rFonts w:hint="default"/>
+        </w:rPr>
+        <w:t>После</w:t>
+      </w:r>
+      <w:r>
+        <w:rPr>
+          <w:rFonts w:hint="default"/>
+          <w:lang w:val="en-US"/>
+        </w:rPr>
+        <w:t>:</w:t>
+      </w:r>
+    </w:p>
+    <w:p>
+      <w:pPr>
+        <w:numPr>
+          <w:ilvl w:val="0"/>
+          <w:numId w:val="0"/>
+        </w:numPr>
+      </w:pPr>
+      <w:r>
+        <w:drawing>
+          <wp:inline distT="0" distB="0" distL="114300" distR="114300">
+            <wp:extent cx="5268595" cy="1196975"/>
+            <wp:effectExtent l="0" t="0" r="4445" b="6985"/>
+            <wp:docPr id="37" name="Picture 33"/>
+            <wp:cNvGraphicFramePr>
+              <a:graphicFrameLocks xmlns:a="http://schemas.openxmlformats.org/drawingml/2006/main" noChangeAspect="1"/>
+            </wp:cNvGraphicFramePr>
+            <a:graphic xmlns:a="http://schemas.openxmlformats.org/drawingml/2006/main">
+              <a:graphicData uri="http://schemas.openxmlformats.org/drawingml/2006/picture">
+                <pic:pic xmlns:pic="http://schemas.openxmlformats.org/drawingml/2006/picture">
+                  <pic:nvPicPr>
+                    <pic:cNvPr id="37" name="Picture 33"/>
+                    <pic:cNvPicPr>
+                      <a:picLocks noChangeAspect="1"/>
+                    </pic:cNvPicPr>
+                  </pic:nvPicPr>
+                  <pic:blipFill>
+                    <a:blip r:embed="rId35"/>
+                    <a:stretch>
+                      <a:fillRect/>
+                    </a:stretch>
+                  </pic:blipFill>
+                  <pic:spPr>
+                    <a:xfrm>
+                      <a:off x="0" y="0"/>
+                      <a:ext cx="5268595" cy="1196975"/>
+                    </a:xfrm>
+                    <a:prstGeom prst="rect">
+                      <a:avLst/>
+                    </a:prstGeom>
+                    <a:noFill/>
+                    <a:ln>
+                      <a:noFill/>
+                    </a:ln>
+                  </pic:spPr>
+                </pic:pic>
+              </a:graphicData>
+            </a:graphic>
+          </wp:inline>
+        </w:drawing>
+      </w:r>
+    </w:p>
+    <w:p>
+      <w:pPr>
+        <w:numPr>
+          <w:ilvl w:val="0"/>
+          <w:numId w:val="0"/>
+        </w:numPr>
+        <w:rPr>
+          <w:rFonts w:hint="default"/>
+          <w:lang w:val="en-US"/>
+        </w:rPr>
+      </w:pPr>
+      <w:r>
+        <w:drawing>
+          <wp:inline distT="0" distB="0" distL="114300" distR="114300">
+            <wp:extent cx="5268595" cy="1214755"/>
+            <wp:effectExtent l="0" t="0" r="4445" b="4445"/>
+            <wp:docPr id="38" name="Picture 34"/>
+            <wp:cNvGraphicFramePr>
+              <a:graphicFrameLocks xmlns:a="http://schemas.openxmlformats.org/drawingml/2006/main" noChangeAspect="1"/>
+            </wp:cNvGraphicFramePr>
+            <a:graphic xmlns:a="http://schemas.openxmlformats.org/drawingml/2006/main">
+              <a:graphicData uri="http://schemas.openxmlformats.org/drawingml/2006/picture">
+                <pic:pic xmlns:pic="http://schemas.openxmlformats.org/drawingml/2006/picture">
+                  <pic:nvPicPr>
+                    <pic:cNvPr id="38" name="Picture 34"/>
+                    <pic:cNvPicPr>
+                      <a:picLocks noChangeAspect="1"/>
+                    </pic:cNvPicPr>
+                  </pic:nvPicPr>
+                  <pic:blipFill>
+                    <a:blip r:embed="rId36"/>
+                    <a:stretch>
+                      <a:fillRect/>
+                    </a:stretch>
+                  </pic:blipFill>
+                  <pic:spPr>
+                    <a:xfrm>
+                      <a:off x="0" y="0"/>
+                      <a:ext cx="5268595" cy="1214755"/>
+                    </a:xfrm>
+                    <a:prstGeom prst="rect">
+                      <a:avLst/>
+                    </a:prstGeom>
+                    <a:noFill/>
+                    <a:ln>
+                      <a:noFill/>
+                    </a:ln>
+                  </pic:spPr>
+                </pic:pic>
+              </a:graphicData>
+            </a:graphic>
+          </wp:inline>
+        </w:drawing>
+      </w:r>
+    </w:p>
+    <w:p>
+      <w:pPr>
+        <w:numPr>
+          <w:ilvl w:val="0"/>
+          <w:numId w:val="0"/>
+        </w:numPr>
+        <w:rPr>
+          <w:rFonts w:hint="default"/>
+          <w:lang w:val="en-US"/>
+        </w:rPr>
+      </w:pPr>
+    </w:p>
+    <w:p>
+      <w:pPr>
+        <w:numPr>
+          <w:ilvl w:val="0"/>
+          <w:numId w:val="0"/>
+        </w:numPr>
+        <w:rPr>
+          <w:rFonts w:hint="default"/>
+          <w:sz w:val="28"/>
+          <w:szCs w:val="28"/>
+          <w:lang w:val="en-US"/>
+        </w:rPr>
+      </w:pPr>
+      <w:r>
+        <w:rPr>
+          <w:rFonts w:hint="default"/>
+          <w:sz w:val="28"/>
+          <w:szCs w:val="28"/>
+          <w:lang w:val="en-US"/>
+        </w:rPr>
+        <w:t>d)</w:t>
+      </w:r>
+    </w:p>
+    <w:p>
+      <w:pPr>
+        <w:numPr>
+          <w:ilvl w:val="0"/>
+          <w:numId w:val="0"/>
+        </w:numPr>
+        <w:rPr>
+          <w:rFonts w:hint="default"/>
+          <w:sz w:val="28"/>
+          <w:szCs w:val="28"/>
+          <w:lang w:val="en-US"/>
+        </w:rPr>
+      </w:pPr>
+      <w:r>
+        <w:rPr>
+          <w:rFonts w:hint="default"/>
+          <w:sz w:val="28"/>
+          <w:szCs w:val="28"/>
+        </w:rPr>
+        <w:t xml:space="preserve">Сначала изменил ссылку на </w:t>
+      </w:r>
+      <w:r>
+        <w:rPr>
+          <w:rFonts w:hint="default"/>
+          <w:sz w:val="28"/>
+          <w:szCs w:val="28"/>
+          <w:lang w:val="en-US"/>
+        </w:rPr>
+        <w:t xml:space="preserve">github </w:t>
+      </w:r>
+      <w:r>
+        <w:rPr>
+          <w:rFonts w:hint="default"/>
+          <w:sz w:val="28"/>
+          <w:szCs w:val="28"/>
+        </w:rPr>
+        <w:t>в настройках репо</w:t>
+      </w:r>
+      <w:r>
+        <w:rPr>
+          <w:rFonts w:hint="default"/>
+          <w:sz w:val="28"/>
+          <w:szCs w:val="28"/>
+          <w:lang w:val="en-US"/>
+        </w:rPr>
+        <w:t xml:space="preserve">, </w:t>
+      </w:r>
+      <w:r>
+        <w:rPr>
+          <w:rFonts w:hint="default"/>
+          <w:sz w:val="28"/>
+          <w:szCs w:val="28"/>
+        </w:rPr>
+        <w:t xml:space="preserve">затем и в локальном изменил ссылку </w:t>
+      </w:r>
+      <w:r>
+        <w:rPr>
+          <w:rFonts w:hint="default"/>
+          <w:sz w:val="28"/>
+          <w:szCs w:val="28"/>
+          <w:lang w:val="en-US"/>
+        </w:rPr>
+        <w:t>origin</w:t>
+      </w:r>
+    </w:p>
+    <w:p>
+      <w:pPr>
+        <w:numPr>
+          <w:ilvl w:val="0"/>
+          <w:numId w:val="0"/>
+        </w:numPr>
+        <w:rPr>
+          <w:rFonts w:hint="default"/>
+          <w:sz w:val="28"/>
+          <w:szCs w:val="28"/>
+          <w:lang w:val="en-US"/>
+        </w:rPr>
+      </w:pPr>
+      <w:r>
+        <w:drawing>
+          <wp:inline distT="0" distB="0" distL="114300" distR="114300">
+            <wp:extent cx="5270500" cy="733425"/>
+            <wp:effectExtent l="0" t="0" r="2540" b="13335"/>
+            <wp:docPr id="39" name="Picture 35"/>
+            <wp:cNvGraphicFramePr>
+              <a:graphicFrameLocks xmlns:a="http://schemas.openxmlformats.org/drawingml/2006/main" noChangeAspect="1"/>
+            </wp:cNvGraphicFramePr>
+            <a:graphic xmlns:a="http://schemas.openxmlformats.org/drawingml/2006/main">
+              <a:graphicData uri="http://schemas.openxmlformats.org/drawingml/2006/picture">
+                <pic:pic xmlns:pic="http://schemas.openxmlformats.org/drawingml/2006/picture">
+                  <pic:nvPicPr>
+                    <pic:cNvPr id="39" name="Picture 35"/>
+                    <pic:cNvPicPr>
+                      <a:picLocks noChangeAspect="1"/>
+                    </pic:cNvPicPr>
+                  </pic:nvPicPr>
+                  <pic:blipFill>
+                    <a:blip r:embed="rId37"/>
+                    <a:stretch>
+                      <a:fillRect/>
+                    </a:stretch>
+                  </pic:blipFill>
+                  <pic:spPr>
+                    <a:xfrm>
+                      <a:off x="0" y="0"/>
+                      <a:ext cx="5270500" cy="733425"/>
+                    </a:xfrm>
+                    <a:prstGeom prst="rect">
+                      <a:avLst/>
+                    </a:prstGeom>
+                    <a:noFill/>
+                    <a:ln>
+                      <a:noFill/>
+                    </a:ln>
+                  </pic:spPr>
+                </pic:pic>
+              </a:graphicData>
+            </a:graphic>
+          </wp:inline>
+        </w:drawing>
+      </w:r>
+    </w:p>
+    <w:p>
+      <w:pPr>
+        <w:numPr>
+          <w:ilvl w:val="0"/>
+          <w:numId w:val="0"/>
+        </w:numPr>
+        <w:rPr>
+          <w:rFonts w:hint="default"/>
+          <w:sz w:val="28"/>
+          <w:szCs w:val="28"/>
+          <w:lang w:val="en-US"/>
+        </w:rPr>
+      </w:pPr>
+      <w:r>
+        <w:rPr>
+          <w:rFonts w:hint="default"/>
+          <w:sz w:val="28"/>
+          <w:szCs w:val="28"/>
+          <w:lang w:val="en-US"/>
+        </w:rPr>
+        <w:t>e)</w:t>
+      </w:r>
+    </w:p>
+    <w:p>
+      <w:pPr>
+        <w:numPr>
+          <w:ilvl w:val="0"/>
+          <w:numId w:val="0"/>
+        </w:numPr>
+      </w:pPr>
+      <w:r>
+        <w:drawing>
+          <wp:inline distT="0" distB="0" distL="114300" distR="114300">
+            <wp:extent cx="5271770" cy="304800"/>
+            <wp:effectExtent l="0" t="0" r="1270" b="0"/>
+            <wp:docPr id="40" name="Picture 36"/>
+            <wp:cNvGraphicFramePr>
+              <a:graphicFrameLocks xmlns:a="http://schemas.openxmlformats.org/drawingml/2006/main" noChangeAspect="1"/>
+            </wp:cNvGraphicFramePr>
+            <a:graphic xmlns:a="http://schemas.openxmlformats.org/drawingml/2006/main">
+              <a:graphicData uri="http://schemas.openxmlformats.org/drawingml/2006/picture">
+                <pic:pic xmlns:pic="http://schemas.openxmlformats.org/drawingml/2006/picture">
+                  <pic:nvPicPr>
+                    <pic:cNvPr id="40" name="Picture 36"/>
+                    <pic:cNvPicPr>
+                      <a:picLocks noChangeAspect="1"/>
+                    </pic:cNvPicPr>
+                  </pic:nvPicPr>
+                  <pic:blipFill>
+                    <a:blip r:embed="rId38"/>
+                    <a:stretch>
+                      <a:fillRect/>
+                    </a:stretch>
+                  </pic:blipFill>
+                  <pic:spPr>
+                    <a:xfrm>
+                      <a:off x="0" y="0"/>
+                      <a:ext cx="5271770" cy="304800"/>
+                    </a:xfrm>
+                    <a:prstGeom prst="rect">
+                      <a:avLst/>
+                    </a:prstGeom>
+                    <a:noFill/>
+                    <a:ln>
+                      <a:noFill/>
+                    </a:ln>
+                  </pic:spPr>
+                </pic:pic>
+              </a:graphicData>
+            </a:graphic>
+          </wp:inline>
+        </w:drawing>
+      </w:r>
+    </w:p>
+    <w:p>
+      <w:r>
+        <w:br w:type="page"/>
+      </w:r>
+    </w:p>
+    <w:p>
+      <w:pPr>
+        <w:numPr>
+          <w:ilvl w:val="0"/>
+          <w:numId w:val="0"/>
+        </w:numPr>
+        <w:rPr>
+          <w:rFonts w:hint="default"/>
+          <w:lang w:val="en-US"/>
+        </w:rPr>
+      </w:pPr>
+    </w:p>
+    <w:p>
+      <w:pPr>
+        <w:numPr>
+          <w:ilvl w:val="0"/>
+          <w:numId w:val="0"/>
+        </w:numPr>
+        <w:rPr>
+          <w:rFonts w:hint="default"/>
+          <w:sz w:val="28"/>
+          <w:szCs w:val="28"/>
+          <w:lang w:val="en-US"/>
+        </w:rPr>
+      </w:pPr>
+      <w:r>
+        <w:rPr>
+          <w:rFonts w:hint="default"/>
+          <w:sz w:val="28"/>
+          <w:szCs w:val="28"/>
+          <w:lang w:val="en-US"/>
+        </w:rPr>
+        <w:t>f)</w:t>
+      </w:r>
+    </w:p>
+    <w:p>
+      <w:pPr>
+        <w:numPr>
+          <w:ilvl w:val="0"/>
+          <w:numId w:val="0"/>
+        </w:numPr>
+        <w:rPr>
+          <w:rFonts w:hint="default"/>
+          <w:sz w:val="28"/>
+          <w:szCs w:val="28"/>
+          <w:lang w:val="en-US"/>
+        </w:rPr>
+      </w:pPr>
+      <w:r>
+        <w:drawing>
+          <wp:inline distT="0" distB="0" distL="114300" distR="114300">
+            <wp:extent cx="5273040" cy="3537585"/>
+            <wp:effectExtent l="0" t="0" r="0" b="13335"/>
+            <wp:docPr id="41" name="Picture 37"/>
+            <wp:cNvGraphicFramePr>
+              <a:graphicFrameLocks xmlns:a="http://schemas.openxmlformats.org/drawingml/2006/main" noChangeAspect="1"/>
+            </wp:cNvGraphicFramePr>
+            <a:graphic xmlns:a="http://schemas.openxmlformats.org/drawingml/2006/main">
+              <a:graphicData uri="http://schemas.openxmlformats.org/drawingml/2006/picture">
+                <pic:pic xmlns:pic="http://schemas.openxmlformats.org/drawingml/2006/picture">
+                  <pic:nvPicPr>
+                    <pic:cNvPr id="41" name="Picture 37"/>
+                    <pic:cNvPicPr>
+                      <a:picLocks noChangeAspect="1"/>
+                    </pic:cNvPicPr>
+                  </pic:nvPicPr>
+                  <pic:blipFill>
+                    <a:blip r:embed="rId39"/>
+                    <a:stretch>
+                      <a:fillRect/>
+                    </a:stretch>
+                  </pic:blipFill>
+                  <pic:spPr>
+                    <a:xfrm>
+                      <a:off x="0" y="0"/>
+                      <a:ext cx="5273040" cy="3537585"/>
+                    </a:xfrm>
+                    <a:prstGeom prst="rect">
+                      <a:avLst/>
+                    </a:prstGeom>
+                    <a:noFill/>
+                    <a:ln>
+                      <a:noFill/>
+                    </a:ln>
+                  </pic:spPr>
+                </pic:pic>
+              </a:graphicData>
+            </a:graphic>
+          </wp:inline>
+        </w:drawing>
+      </w:r>
+    </w:p>
+    <w:p>
+      <w:pPr>
+        <w:numPr>
+          <w:ilvl w:val="0"/>
+          <w:numId w:val="0"/>
+        </w:numPr>
+        <w:rPr>
+          <w:rFonts w:hint="default"/>
+          <w:sz w:val="28"/>
+          <w:szCs w:val="28"/>
+          <w:lang w:val="en-US"/>
+        </w:rPr>
+      </w:pPr>
+      <w:r>
+        <w:rPr>
+          <w:rFonts w:hint="default"/>
+          <w:sz w:val="28"/>
+          <w:szCs w:val="28"/>
+          <w:lang w:val="en-US"/>
+        </w:rPr>
+        <w:t>g)</w:t>
+      </w:r>
+    </w:p>
+    <w:p>
+      <w:pPr>
+        <w:numPr>
+          <w:ilvl w:val="0"/>
+          <w:numId w:val="0"/>
+        </w:numPr>
+      </w:pPr>
+      <w:r>
+        <w:drawing>
+          <wp:inline distT="0" distB="0" distL="114300" distR="114300">
+            <wp:extent cx="5271135" cy="1978660"/>
+            <wp:effectExtent l="0" t="0" r="1905" b="2540"/>
+            <wp:docPr id="42" name="Picture 38"/>
+            <wp:cNvGraphicFramePr>
+              <a:graphicFrameLocks xmlns:a="http://schemas.openxmlformats.org/drawingml/2006/main" noChangeAspect="1"/>
+            </wp:cNvGraphicFramePr>
+            <a:graphic xmlns:a="http://schemas.openxmlformats.org/drawingml/2006/main">
+              <a:graphicData uri="http://schemas.openxmlformats.org/drawingml/2006/picture">
+                <pic:pic xmlns:pic="http://schemas.openxmlformats.org/drawingml/2006/picture">
+                  <pic:nvPicPr>
+                    <pic:cNvPr id="42" name="Picture 38"/>
+                    <pic:cNvPicPr>
+                      <a:picLocks noChangeAspect="1"/>
+                    </pic:cNvPicPr>
+                  </pic:nvPicPr>
+                  <pic:blipFill>
+                    <a:blip r:embed="rId40"/>
+                    <a:stretch>
+                      <a:fillRect/>
+                    </a:stretch>
+                  </pic:blipFill>
+                  <pic:spPr>
+                    <a:xfrm>
+                      <a:off x="0" y="0"/>
+                      <a:ext cx="5271135" cy="1978660"/>
+                    </a:xfrm>
+                    <a:prstGeom prst="rect">
+                      <a:avLst/>
+                    </a:prstGeom>
+                    <a:noFill/>
+                    <a:ln>
+                      <a:noFill/>
+                    </a:ln>
+                  </pic:spPr>
+                </pic:pic>
+              </a:graphicData>
+            </a:graphic>
+          </wp:inline>
+        </w:drawing>
+      </w:r>
+    </w:p>
+    <w:p>
+      <w:r>
+        <w:br w:type="page"/>
+      </w:r>
+    </w:p>
+    <w:p>
+      <w:pPr>
+        <w:numPr>
+          <w:ilvl w:val="0"/>
+          <w:numId w:val="0"/>
+        </w:numPr>
+        <w:rPr>
+          <w:rFonts w:hint="default"/>
+          <w:lang w:val="en-US"/>
+        </w:rPr>
+      </w:pPr>
+    </w:p>
+    <w:p>
+      <w:pPr>
+        <w:numPr>
+          <w:ilvl w:val="0"/>
+          <w:numId w:val="0"/>
+        </w:numPr>
+        <w:rPr>
+          <w:rFonts w:hint="default"/>
+          <w:sz w:val="28"/>
+          <w:szCs w:val="28"/>
+          <w:lang w:val="en-US"/>
+        </w:rPr>
+      </w:pPr>
+      <w:r>
+        <w:rPr>
+          <w:rFonts w:hint="default"/>
+          <w:sz w:val="28"/>
+          <w:szCs w:val="28"/>
+          <w:lang w:val="en-US"/>
+        </w:rPr>
+        <w:t>h)</w:t>
+      </w:r>
+    </w:p>
+    <w:p>
+      <w:pPr>
+        <w:numPr>
+          <w:ilvl w:val="0"/>
+          <w:numId w:val="0"/>
+        </w:numPr>
+      </w:pPr>
+      <w:r>
+        <w:drawing>
+          <wp:inline distT="0" distB="0" distL="114300" distR="114300">
+            <wp:extent cx="5267960" cy="4460240"/>
+            <wp:effectExtent l="0" t="0" r="5080" b="5080"/>
+            <wp:docPr id="43" name="Picture 39"/>
+            <wp:cNvGraphicFramePr>
+              <a:graphicFrameLocks xmlns:a="http://schemas.openxmlformats.org/drawingml/2006/main" noChangeAspect="1"/>
+            </wp:cNvGraphicFramePr>
+            <a:graphic xmlns:a="http://schemas.openxmlformats.org/drawingml/2006/main">
+              <a:graphicData uri="http://schemas.openxmlformats.org/drawingml/2006/picture">
+                <pic:pic xmlns:pic="http://schemas.openxmlformats.org/drawingml/2006/picture">
+                  <pic:nvPicPr>
+                    <pic:cNvPr id="43" name="Picture 39"/>
+                    <pic:cNvPicPr>
+                      <a:picLocks noChangeAspect="1"/>
+                    </pic:cNvPicPr>
+                  </pic:nvPicPr>
+                  <pic:blipFill>
+                    <a:blip r:embed="rId41"/>
+                    <a:stretch>
+                      <a:fillRect/>
+                    </a:stretch>
+                  </pic:blipFill>
+                  <pic:spPr>
+                    <a:xfrm>
+                      <a:off x="0" y="0"/>
+                      <a:ext cx="5267960" cy="4460240"/>
+                    </a:xfrm>
+                    <a:prstGeom prst="rect">
+                      <a:avLst/>
+                    </a:prstGeom>
+                    <a:noFill/>
+                    <a:ln>
+                      <a:noFill/>
+                    </a:ln>
+                  </pic:spPr>
+                </pic:pic>
+              </a:graphicData>
+            </a:graphic>
+          </wp:inline>
+        </w:drawing>
+      </w:r>
+    </w:p>
+    <w:p>
+      <w:pPr>
+        <w:numPr>
+          <w:ilvl w:val="0"/>
+          <w:numId w:val="0"/>
+        </w:numPr>
+      </w:pPr>
+      <w:r>
+        <w:drawing>
+          <wp:inline distT="0" distB="0" distL="114300" distR="114300">
+            <wp:extent cx="5267960" cy="5384800"/>
+            <wp:effectExtent l="0" t="0" r="5080" b="10160"/>
+            <wp:docPr id="44" name="Picture 40"/>
+            <wp:cNvGraphicFramePr>
+              <a:graphicFrameLocks xmlns:a="http://schemas.openxmlformats.org/drawingml/2006/main" noChangeAspect="1"/>
+            </wp:cNvGraphicFramePr>
+            <a:graphic xmlns:a="http://schemas.openxmlformats.org/drawingml/2006/main">
+              <a:graphicData uri="http://schemas.openxmlformats.org/drawingml/2006/picture">
+                <pic:pic xmlns:pic="http://schemas.openxmlformats.org/drawingml/2006/picture">
+                  <pic:nvPicPr>
+                    <pic:cNvPr id="44" name="Picture 40"/>
+                    <pic:cNvPicPr>
+                      <a:picLocks noChangeAspect="1"/>
+                    </pic:cNvPicPr>
+                  </pic:nvPicPr>
+                  <pic:blipFill>
+                    <a:blip r:embed="rId42"/>
+                    <a:stretch>
+                      <a:fillRect/>
+                    </a:stretch>
+                  </pic:blipFill>
+                  <pic:spPr>
+                    <a:xfrm>
+                      <a:off x="0" y="0"/>
+                      <a:ext cx="5267960" cy="5384800"/>
+                    </a:xfrm>
+                    <a:prstGeom prst="rect">
+                      <a:avLst/>
+                    </a:prstGeom>
+                    <a:noFill/>
+                    <a:ln>
+                      <a:noFill/>
+                    </a:ln>
+                  </pic:spPr>
+                </pic:pic>
+              </a:graphicData>
+            </a:graphic>
+          </wp:inline>
+        </w:drawing>
+      </w:r>
+    </w:p>
+    <w:p>
+      <w:pPr>
+        <w:numPr>
+          <w:ilvl w:val="0"/>
+          <w:numId w:val="0"/>
+        </w:numPr>
+      </w:pPr>
+      <w:r>
+        <w:drawing>
+          <wp:inline distT="0" distB="0" distL="114300" distR="114300">
+            <wp:extent cx="5273040" cy="5154295"/>
+            <wp:effectExtent l="0" t="0" r="0" b="12065"/>
+            <wp:docPr id="45" name="Picture 41"/>
+            <wp:cNvGraphicFramePr>
+              <a:graphicFrameLocks xmlns:a="http://schemas.openxmlformats.org/drawingml/2006/main" noChangeAspect="1"/>
+            </wp:cNvGraphicFramePr>
+            <a:graphic xmlns:a="http://schemas.openxmlformats.org/drawingml/2006/main">
+              <a:graphicData uri="http://schemas.openxmlformats.org/drawingml/2006/picture">
+                <pic:pic xmlns:pic="http://schemas.openxmlformats.org/drawingml/2006/picture">
+                  <pic:nvPicPr>
+                    <pic:cNvPr id="45" name="Picture 41"/>
+                    <pic:cNvPicPr>
+                      <a:picLocks noChangeAspect="1"/>
+                    </pic:cNvPicPr>
+                  </pic:nvPicPr>
+                  <pic:blipFill>
+                    <a:blip r:embed="rId43"/>
+                    <a:stretch>
+                      <a:fillRect/>
+                    </a:stretch>
+                  </pic:blipFill>
+                  <pic:spPr>
+                    <a:xfrm>
+                      <a:off x="0" y="0"/>
+                      <a:ext cx="5273040" cy="5154295"/>
+                    </a:xfrm>
+                    <a:prstGeom prst="rect">
+                      <a:avLst/>
+                    </a:prstGeom>
+                    <a:noFill/>
+                    <a:ln>
+                      <a:noFill/>
+                    </a:ln>
+                  </pic:spPr>
+                </pic:pic>
+              </a:graphicData>
+            </a:graphic>
+          </wp:inline>
+        </w:drawing>
+      </w:r>
+    </w:p>
+    <w:p>
+      <w:pPr>
+        <w:numPr>
+          <w:ilvl w:val="0"/>
+          <w:numId w:val="0"/>
+        </w:numPr>
+        <w:rPr>
+          <w:rFonts w:hint="default"/>
+        </w:rPr>
+      </w:pPr>
+      <w:r>
+        <w:drawing>
+          <wp:inline distT="0" distB="0" distL="114300" distR="114300">
+            <wp:extent cx="5269865" cy="4131310"/>
+            <wp:effectExtent l="0" t="0" r="3175" b="13970"/>
+            <wp:docPr id="46" name="Picture 42"/>
+            <wp:cNvGraphicFramePr>
+              <a:graphicFrameLocks xmlns:a="http://schemas.openxmlformats.org/drawingml/2006/main" noChangeAspect="1"/>
+            </wp:cNvGraphicFramePr>
+            <a:graphic xmlns:a="http://schemas.openxmlformats.org/drawingml/2006/main">
+              <a:graphicData uri="http://schemas.openxmlformats.org/drawingml/2006/picture">
+                <pic:pic xmlns:pic="http://schemas.openxmlformats.org/drawingml/2006/picture">
+                  <pic:nvPicPr>
+                    <pic:cNvPr id="46" name="Picture 42"/>
+                    <pic:cNvPicPr>
+                      <a:picLocks noChangeAspect="1"/>
+                    </pic:cNvPicPr>
+                  </pic:nvPicPr>
+                  <pic:blipFill>
+                    <a:blip r:embed="rId44"/>
+                    <a:stretch>
+                      <a:fillRect/>
+                    </a:stretch>
+                  </pic:blipFill>
+                  <pic:spPr>
+                    <a:xfrm>
+                      <a:off x="0" y="0"/>
+                      <a:ext cx="5269865" cy="4131310"/>
+                    </a:xfrm>
+                    <a:prstGeom prst="rect">
+                      <a:avLst/>
+                    </a:prstGeom>
+                    <a:noFill/>
+                    <a:ln>
+                      <a:noFill/>
+                    </a:ln>
+                  </pic:spPr>
+                </pic:pic>
+              </a:graphicData>
+            </a:graphic>
+          </wp:inline>
+        </w:drawing>
+      </w:r>
+    </w:p>
+    <w:p>
+      <w:pPr>
+        <w:numPr>
+          <w:ilvl w:val="0"/>
+          <w:numId w:val="0"/>
+        </w:numPr>
+      </w:pPr>
+      <w:r>
+        <w:drawing>
+          <wp:inline distT="0" distB="0" distL="114300" distR="114300">
+            <wp:extent cx="5269230" cy="1289050"/>
+            <wp:effectExtent l="0" t="0" r="3810" b="6350"/>
+            <wp:docPr id="47" name="Picture 43"/>
+            <wp:cNvGraphicFramePr>
+              <a:graphicFrameLocks xmlns:a="http://schemas.openxmlformats.org/drawingml/2006/main" noChangeAspect="1"/>
+            </wp:cNvGraphicFramePr>
+            <a:graphic xmlns:a="http://schemas.openxmlformats.org/drawingml/2006/main">
+              <a:graphicData uri="http://schemas.openxmlformats.org/drawingml/2006/picture">
+                <pic:pic xmlns:pic="http://schemas.openxmlformats.org/drawingml/2006/picture">
+                  <pic:nvPicPr>
+                    <pic:cNvPr id="47" name="Picture 43"/>
+                    <pic:cNvPicPr>
+                      <a:picLocks noChangeAspect="1"/>
+                    </pic:cNvPicPr>
+                  </pic:nvPicPr>
+                  <pic:blipFill>
+                    <a:blip r:embed="rId45"/>
+                    <a:stretch>
+                      <a:fillRect/>
+                    </a:stretch>
+                  </pic:blipFill>
+                  <pic:spPr>
+                    <a:xfrm>
+                      <a:off x="0" y="0"/>
+                      <a:ext cx="5269230" cy="1289050"/>
+                    </a:xfrm>
+                    <a:prstGeom prst="rect">
+                      <a:avLst/>
+                    </a:prstGeom>
+                    <a:noFill/>
+                    <a:ln>
+                      <a:noFill/>
+                    </a:ln>
+                  </pic:spPr>
+                </pic:pic>
+              </a:graphicData>
+            </a:graphic>
+          </wp:inline>
+        </w:drawing>
+      </w:r>
+    </w:p>
+    <w:p>
+      <w:pPr>
+        <w:numPr>
+          <w:ilvl w:val="0"/>
+          <w:numId w:val="0"/>
+        </w:numPr>
+      </w:pPr>
+      <w:r>
+        <w:drawing>
+          <wp:inline distT="0" distB="0" distL="114300" distR="114300">
+            <wp:extent cx="5265420" cy="688340"/>
+            <wp:effectExtent l="0" t="0" r="7620" b="12700"/>
+            <wp:docPr id="48" name="Picture 44"/>
+            <wp:cNvGraphicFramePr>
+              <a:graphicFrameLocks xmlns:a="http://schemas.openxmlformats.org/drawingml/2006/main" noChangeAspect="1"/>
+            </wp:cNvGraphicFramePr>
+            <a:graphic xmlns:a="http://schemas.openxmlformats.org/drawingml/2006/main">
+              <a:graphicData uri="http://schemas.openxmlformats.org/drawingml/2006/picture">
+                <pic:pic xmlns:pic="http://schemas.openxmlformats.org/drawingml/2006/picture">
+                  <pic:nvPicPr>
+                    <pic:cNvPr id="48" name="Picture 44"/>
+                    <pic:cNvPicPr>
+                      <a:picLocks noChangeAspect="1"/>
+                    </pic:cNvPicPr>
+                  </pic:nvPicPr>
+                  <pic:blipFill>
+                    <a:blip r:embed="rId46"/>
+                    <a:stretch>
+                      <a:fillRect/>
+                    </a:stretch>
+                  </pic:blipFill>
+                  <pic:spPr>
+                    <a:xfrm>
+                      <a:off x="0" y="0"/>
+                      <a:ext cx="5265420" cy="688340"/>
+                    </a:xfrm>
+                    <a:prstGeom prst="rect">
+                      <a:avLst/>
+                    </a:prstGeom>
+                    <a:noFill/>
+                    <a:ln>
+                      <a:noFill/>
+                    </a:ln>
+                  </pic:spPr>
+                </pic:pic>
+              </a:graphicData>
+            </a:graphic>
+          </wp:inline>
+        </w:drawing>
+      </w:r>
+    </w:p>
+    <w:p>
+      <w:pPr>
+        <w:rPr>
+          <w:rFonts w:hint="default"/>
+        </w:rPr>
+      </w:pPr>
+      <w:r>
+        <w:rPr>
+          <w:rFonts w:hint="default"/>
+        </w:rPr>
+        <w:br w:type="page"/>
+      </w:r>
+    </w:p>
+    <w:p>
+      <w:pPr>
+        <w:numPr>
+          <w:ilvl w:val="0"/>
+          <w:numId w:val="0"/>
+        </w:numPr>
+        <w:rPr>
+          <w:rFonts w:hint="default"/>
+          <w:sz w:val="28"/>
+          <w:szCs w:val="28"/>
+          <w:lang w:val="en-US"/>
+        </w:rPr>
+      </w:pPr>
+      <w:r>
+        <w:rPr>
+          <w:rFonts w:hint="default"/>
+          <w:sz w:val="28"/>
+          <w:szCs w:val="28"/>
           <w:lang/>
         </w:rPr>
-      </w:pPr>
-      <w:r>
-        <w:rPr>
-          <w:lang/>
-        </w:rPr>
-        <w:t>Создаю</w:t>
-      </w:r>
-      <w:r>
-        <w:rPr>
-          <w:rFonts w:hint="default"/>
-          <w:lang/>
-        </w:rPr>
-        <w:t xml:space="preserve"> структуру в </w:t>
-      </w:r>
-      <w:r>
-        <w:rPr>
-          <w:rFonts w:hint="default"/>
-          <w:lang w:val="en-US"/>
-        </w:rPr>
-        <w:t xml:space="preserve">LR1 </w:t>
-      </w:r>
-      <w:r>
-        <w:rPr>
-          <w:rFonts w:hint="default"/>
-          <w:lang/>
-        </w:rPr>
-        <w:t>согласно индивидуальному заданию</w:t>
-      </w:r>
-    </w:p>
-    <w:p>
-      <w:pPr>
-        <w:numPr>
-          <w:numId w:val="0"/>
-        </w:numPr>
-        <w:rPr>
-          <w:rFonts w:hint="default"/>
-          <w:lang w:val="en-US"/>
-        </w:rPr>
-      </w:pPr>
+        <w:t>6 задание</w:t>
+      </w:r>
+      <w:r>
+        <w:rPr>
+          <w:rFonts w:hint="default"/>
+          <w:sz w:val="28"/>
+          <w:szCs w:val="28"/>
+          <w:lang w:val="en-US"/>
+        </w:rPr>
+        <w:t>:</w:t>
+      </w:r>
+    </w:p>
+    <w:p>
+      <w:pPr>
+        <w:numPr>
+          <w:ilvl w:val="0"/>
+          <w:numId w:val="0"/>
+        </w:numPr>
+        <w:rPr>
+          <w:rFonts w:hint="default"/>
+          <w:sz w:val="28"/>
+          <w:szCs w:val="28"/>
+          <w:lang w:val="en-US"/>
+        </w:rPr>
+      </w:pPr>
+      <w:r>
+        <w:drawing>
+          <wp:inline distT="0" distB="0" distL="114300" distR="114300">
+            <wp:extent cx="5266690" cy="3573780"/>
+            <wp:effectExtent l="0" t="0" r="6350" b="7620"/>
+            <wp:docPr id="9" name="Picture 1"/>
+            <wp:cNvGraphicFramePr>
+              <a:graphicFrameLocks xmlns:a="http://schemas.openxmlformats.org/drawingml/2006/main" noChangeAspect="1"/>
+            </wp:cNvGraphicFramePr>
+            <a:graphic xmlns:a="http://schemas.openxmlformats.org/drawingml/2006/main">
+              <a:graphicData uri="http://schemas.openxmlformats.org/drawingml/2006/picture">
+                <pic:pic xmlns:pic="http://schemas.openxmlformats.org/drawingml/2006/picture">
+                  <pic:nvPicPr>
+                    <pic:cNvPr id="9" name="Picture 1"/>
+                    <pic:cNvPicPr>
+                      <a:picLocks noChangeAspect="1"/>
+                    </pic:cNvPicPr>
+                  </pic:nvPicPr>
+                  <pic:blipFill>
+                    <a:blip r:embed="rId47"/>
+                    <a:stretch>
+                      <a:fillRect/>
+                    </a:stretch>
+                  </pic:blipFill>
+                  <pic:spPr>
+                    <a:xfrm>
+                      <a:off x="0" y="0"/>
+                      <a:ext cx="5266690" cy="3573780"/>
+                    </a:xfrm>
+                    <a:prstGeom prst="rect">
+                      <a:avLst/>
+                    </a:prstGeom>
+                    <a:noFill/>
+                    <a:ln>
+                      <a:noFill/>
+                    </a:ln>
+                  </pic:spPr>
+                </pic:pic>
+              </a:graphicData>
+            </a:graphic>
+          </wp:inline>
+        </w:drawing>
+      </w:r>
       <w:bookmarkStart w:id="0" w:name="_GoBack"/>
       <w:bookmarkEnd w:id="0"/>
     </w:p>
@@ -398,8 +3397,23 @@
       <w:lvlJc w:val="left"/>
     </w:lvl>
   </w:abstractNum>
+  <w:abstractNum w:abstractNumId="1">
+    <w:nsid w:val="23A1D103"/>
+    <w:multiLevelType w:val="singleLevel"/>
+    <w:tmpl w:val="23A1D103"/>
+    <w:lvl w:ilvl="0" w:tentative="0">
+      <w:start w:val="1"/>
+      <w:numFmt w:val="lowerLetter"/>
+      <w:suff w:val="space"/>
+      <w:lvlText w:val="%1)"/>
+      <w:lvlJc w:val="left"/>
+    </w:lvl>
+  </w:abstractNum>
   <w:num w:numId="1">
     <w:abstractNumId w:val="0"/>
+  </w:num>
+  <w:num w:numId="2">
+    <w:abstractNumId w:val="1"/>
   </w:num>
 </w:numbering>
 </file>
@@ -518,7 +3532,7 @@
     <w:lsdException w:unhideWhenUsed="0" w:uiPriority="0" w:semiHidden="0" w:name="HTML Sample"/>
     <w:lsdException w:unhideWhenUsed="0" w:uiPriority="0" w:semiHidden="0" w:name="HTML Typewriter"/>
     <w:lsdException w:unhideWhenUsed="0" w:uiPriority="0" w:semiHidden="0" w:name="HTML Variable"/>
-    <w:lsdException w:unhideWhenUsed="0" w:uiPriority="0" w:name="Normal Table"/>
+    <w:lsdException w:qFormat="1" w:unhideWhenUsed="0" w:uiPriority="0" w:name="Normal Table"/>
     <w:lsdException w:unhideWhenUsed="0" w:uiPriority="0" w:semiHidden="0" w:name="annotation subject"/>
     <w:lsdException w:unhideWhenUsed="0" w:uiPriority="0" w:semiHidden="0" w:name="Table Simple 1"/>
     <w:lsdException w:unhideWhenUsed="0" w:uiPriority="0" w:semiHidden="0" w:name="Table Simple 2"/>
@@ -681,6 +3695,7 @@
   <w:style w:type="table" w:default="1" w:styleId="3">
     <w:name w:val="Normal Table"/>
     <w:semiHidden/>
+    <w:qFormat/>
     <w:uiPriority w:val="0"/>
     <w:tblPr>
       <w:tblCellMar>
